--- a/menina_elefante/saidas/A_Menina_Elefante_V2_Parte_II.docx
+++ b/menina_elefante/saidas/A_Menina_Elefante_V2_Parte_II.docx
@@ -157,6 +157,98 @@
     <w:p>
       <w:r>
         <w:t xml:space="preserve">Ninguém respondeu, porque ninguém sabia, e porque não fazia sentido. Mas eu precisava de uma pergunta que tivesse resposta. Precisava de alguma coisa pequena, do tamanho de uma tarde comum, onde eu pudesse pôr o pé.</w:t>
+      </w:r>
+    </w:p>
+    <w:p>
+      <w:pPr>
+        <w:pageBreakBefore/>
+        <w:spacing w:before="0" w:after="0"/>
+        <w:ind w:firstLine="0"/>
+      </w:pPr>
+      <w:r>
+        <w:drawing>
+          <wp:anchor distT="0" distB="0" distL="0" distR="0" simplePos="0" relativeHeight="0" behindDoc="1" locked="1" layoutInCell="1" allowOverlap="1">
+            <wp:simplePos x="0" y="0"/>
+            <wp:positionH relativeFrom="page">
+              <wp:posOffset>0</wp:posOffset>
+            </wp:positionH>
+            <wp:positionV relativeFrom="page">
+              <wp:posOffset>0</wp:posOffset>
+            </wp:positionV>
+            <wp:extent cx="5029200" cy="7772400"/>
+            <wp:effectExtent l="0" t="0" r="0" b="0"/>
+            <wp:wrapNone/>
+            <wp:docPr id="1001" name="Destaque 1001"/>
+            <wp:cNvGraphicFramePr/>
+            <a:graphic xmlns:a="http://schemas.openxmlformats.org/drawingml/2006/main">
+              <a:graphicData uri="http://schemas.openxmlformats.org/drawingml/2006/picture">
+                <pic:pic xmlns:pic="http://schemas.openxmlformats.org/drawingml/2006/picture">
+                  <pic:nvPicPr>
+                    <pic:cNvPr id="1001" name="destaque_vinha_esq.png"/>
+                    <pic:cNvPicPr/>
+                  </pic:nvPicPr>
+                  <pic:blipFill>
+                    <a:blip r:embed="rIdImg1"/>
+                    <a:stretch>
+                      <a:fillRect/>
+                    </a:stretch>
+                  </pic:blipFill>
+                  <pic:spPr>
+                    <a:xfrm>
+                      <a:off x="0" y="0"/>
+                      <a:ext cx="5029200" cy="7772400"/>
+                    </a:xfrm>
+                    <a:prstGeom prst="rect">
+                      <a:avLst/>
+                    </a:prstGeom>
+                  </pic:spPr>
+                </pic:pic>
+              </a:graphicData>
+            </a:graphic>
+          </wp:anchor>
+        </w:drawing>
+      </w:r>
+    </w:p>
+    <w:p>
+      <w:pPr>
+        <w:spacing w:before="900" w:after="0" w:line="813" w:lineRule="exact"/>
+        <w:ind w:firstLine="0"/>
+        <w:jc w:val="right"/>
+      </w:pPr>
+      <w:r>
+        <w:rPr>
+          <w:rFonts w:ascii="Bebas Neue" w:hAnsi="Bebas Neue" w:cs="Bebas Neue"/>
+          <w:caps/>
+          <w:color w:val="A9A9A4"/>
+          <w:sz w:val="78"/>
+          <w:szCs w:val="78"/>
+        </w:rPr>
+        <w:t xml:space="preserve">PRECISAVA DE ALGUMA COISA PEQUENA, </w:t>
+      </w:r>
+      <w:r>
+        <w:rPr>
+          <w:rFonts w:ascii="Bebas Neue" w:hAnsi="Bebas Neue" w:cs="Bebas Neue"/>
+          <w:caps/>
+          <w:color w:val="FFFFFF"/>
+          <w:sz w:val="78"/>
+          <w:szCs w:val="78"/>
+        </w:rPr>
+        <w:t xml:space="preserve">DO TAMANHO DE UMA TARDE COMUM</w:t>
+      </w:r>
+      <w:r>
+        <w:rPr>
+          <w:rFonts w:ascii="Bebas Neue" w:hAnsi="Bebas Neue" w:cs="Bebas Neue"/>
+          <w:caps/>
+          <w:color w:val="A9A9A4"/>
+          <w:sz w:val="78"/>
+          <w:szCs w:val="78"/>
+        </w:rPr>
+        <w:t xml:space="preserve">, ONDE EU PUDESSE PÔR O PÉ.</w:t>
+      </w:r>
+    </w:p>
+    <w:p>
+      <w:r>
+        <w:br w:type="page"/>
       </w:r>
     </w:p>
     <w:p>
@@ -384,6 +476,98 @@
     <w:p>
       <w:r>
         <w:t xml:space="preserve">No meio da primeira semana, na parede da cozinha, peguei o calendário que a ótica mandava imprimir todo fim de ano para dar aos clientes, com o nome da loja embaixo e uma foto de paisagem suíça em cima, e comecei a riscar os dias com caneta vermelha. Um X por dia. Minha mãe viu e não disse nada. No dia seguinte, eu vi que ela mesma tinha riscado o dia, antes de mim.</w:t>
+      </w:r>
+    </w:p>
+    <w:p>
+      <w:pPr>
+        <w:pageBreakBefore/>
+        <w:spacing w:before="0" w:after="0"/>
+        <w:ind w:firstLine="0"/>
+      </w:pPr>
+      <w:r>
+        <w:drawing>
+          <wp:anchor distT="0" distB="0" distL="0" distR="0" simplePos="0" relativeHeight="0" behindDoc="1" locked="1" layoutInCell="1" allowOverlap="1">
+            <wp:simplePos x="0" y="0"/>
+            <wp:positionH relativeFrom="page">
+              <wp:posOffset>0</wp:posOffset>
+            </wp:positionH>
+            <wp:positionV relativeFrom="page">
+              <wp:posOffset>0</wp:posOffset>
+            </wp:positionV>
+            <wp:extent cx="5029200" cy="7772400"/>
+            <wp:effectExtent l="0" t="0" r="0" b="0"/>
+            <wp:wrapNone/>
+            <wp:docPr id="1002" name="Destaque 1002"/>
+            <wp:cNvGraphicFramePr/>
+            <a:graphic xmlns:a="http://schemas.openxmlformats.org/drawingml/2006/main">
+              <a:graphicData uri="http://schemas.openxmlformats.org/drawingml/2006/picture">
+                <pic:pic xmlns:pic="http://schemas.openxmlformats.org/drawingml/2006/picture">
+                  <pic:nvPicPr>
+                    <pic:cNvPr id="1002" name="destaque_ramo_dir.png"/>
+                    <pic:cNvPicPr/>
+                  </pic:nvPicPr>
+                  <pic:blipFill>
+                    <a:blip r:embed="rIdImg2"/>
+                    <a:stretch>
+                      <a:fillRect/>
+                    </a:stretch>
+                  </pic:blipFill>
+                  <pic:spPr>
+                    <a:xfrm>
+                      <a:off x="0" y="0"/>
+                      <a:ext cx="5029200" cy="7772400"/>
+                    </a:xfrm>
+                    <a:prstGeom prst="rect">
+                      <a:avLst/>
+                    </a:prstGeom>
+                  </pic:spPr>
+                </pic:pic>
+              </a:graphicData>
+            </a:graphic>
+          </wp:anchor>
+        </w:drawing>
+      </w:r>
+    </w:p>
+    <w:p>
+      <w:pPr>
+        <w:spacing w:before="900" w:after="0" w:line="1131" w:lineRule="exact"/>
+        <w:ind w:firstLine="0"/>
+        <w:jc w:val="left"/>
+      </w:pPr>
+      <w:r>
+        <w:rPr>
+          <w:rFonts w:ascii="Bebas Neue" w:hAnsi="Bebas Neue" w:cs="Bebas Neue"/>
+          <w:caps/>
+          <w:color w:val="A9A9A4"/>
+          <w:sz w:val="110"/>
+          <w:szCs w:val="110"/>
+        </w:rPr>
+        <w:t xml:space="preserve">DEIXA ELE ACORDAR E EU </w:t>
+      </w:r>
+      <w:r>
+        <w:rPr>
+          <w:rFonts w:ascii="Bebas Neue" w:hAnsi="Bebas Neue" w:cs="Bebas Neue"/>
+          <w:caps/>
+          <w:color w:val="FFFFFF"/>
+          <w:sz w:val="110"/>
+          <w:szCs w:val="110"/>
+        </w:rPr>
+        <w:t xml:space="preserve">NUNCA MAIS TE PEÇO NADA</w:t>
+      </w:r>
+      <w:r>
+        <w:rPr>
+          <w:rFonts w:ascii="Bebas Neue" w:hAnsi="Bebas Neue" w:cs="Bebas Neue"/>
+          <w:caps/>
+          <w:color w:val="A9A9A4"/>
+          <w:sz w:val="110"/>
+          <w:szCs w:val="110"/>
+        </w:rPr>
+        <w:t xml:space="preserve">.</w:t>
+      </w:r>
+    </w:p>
+    <w:p>
+      <w:r>
+        <w:br w:type="page"/>
       </w:r>
     </w:p>
     <w:p>
@@ -761,6 +945,90 @@
       </w:r>
     </w:p>
     <w:p>
+      <w:pPr>
+        <w:pageBreakBefore/>
+        <w:spacing w:before="0" w:after="0"/>
+        <w:ind w:firstLine="0"/>
+      </w:pPr>
+      <w:r>
+        <w:drawing>
+          <wp:anchor distT="0" distB="0" distL="0" distR="0" simplePos="0" relativeHeight="0" behindDoc="1" locked="1" layoutInCell="1" allowOverlap="1">
+            <wp:simplePos x="0" y="0"/>
+            <wp:positionH relativeFrom="page">
+              <wp:posOffset>0</wp:posOffset>
+            </wp:positionH>
+            <wp:positionV relativeFrom="page">
+              <wp:posOffset>0</wp:posOffset>
+            </wp:positionV>
+            <wp:extent cx="5029200" cy="7772400"/>
+            <wp:effectExtent l="0" t="0" r="0" b="0"/>
+            <wp:wrapNone/>
+            <wp:docPr id="1003" name="Destaque 1003"/>
+            <wp:cNvGraphicFramePr/>
+            <a:graphic xmlns:a="http://schemas.openxmlformats.org/drawingml/2006/main">
+              <a:graphicData uri="http://schemas.openxmlformats.org/drawingml/2006/picture">
+                <pic:pic xmlns:pic="http://schemas.openxmlformats.org/drawingml/2006/picture">
+                  <pic:nvPicPr>
+                    <pic:cNvPr id="1003" name="destaque_relogio_esq.png"/>
+                    <pic:cNvPicPr/>
+                  </pic:nvPicPr>
+                  <pic:blipFill>
+                    <a:blip r:embed="rIdImg3"/>
+                    <a:stretch>
+                      <a:fillRect/>
+                    </a:stretch>
+                  </pic:blipFill>
+                  <pic:spPr>
+                    <a:xfrm>
+                      <a:off x="0" y="0"/>
+                      <a:ext cx="5029200" cy="7772400"/>
+                    </a:xfrm>
+                    <a:prstGeom prst="rect">
+                      <a:avLst/>
+                    </a:prstGeom>
+                  </pic:spPr>
+                </pic:pic>
+              </a:graphicData>
+            </a:graphic>
+          </wp:anchor>
+        </w:drawing>
+      </w:r>
+    </w:p>
+    <w:p>
+      <w:pPr>
+        <w:spacing w:before="900" w:after="0" w:line="1183" w:lineRule="exact"/>
+        <w:ind w:firstLine="0"/>
+        <w:jc w:val="right"/>
+      </w:pPr>
+      <w:r>
+        <w:rPr>
+          <w:rFonts w:ascii="Bebas Neue" w:hAnsi="Bebas Neue" w:cs="Bebas Neue"/>
+          <w:caps/>
+          <w:color w:val="FFFFFF"/>
+          <w:sz w:val="116"/>
+          <w:szCs w:val="116"/>
+        </w:rPr>
+        <w:t xml:space="preserve">PODE ESCREVER QUATRO.</w:t>
+      </w:r>
+    </w:p>
+    <w:p>
+      <w:pPr>
+        <w:spacing w:before="240" w:after="0"/>
+        <w:ind w:firstLine="0"/>
+        <w:jc w:val="right"/>
+      </w:pPr>
+      <w:r>
+        <w:rPr>
+          <w:rFonts w:ascii="Bebas Neue" w:hAnsi="Bebas Neue"/>
+          <w:caps/>
+          <w:color w:val="A9A9A4"/>
+          <w:spacing w:val="30"/>
+          <w:sz w:val="26"/>
+        </w:rPr>
+        <w:t xml:space="preserve">— MINHA MÃE</w:t>
+      </w:r>
+    </w:p>
+    <w:p>
       <w:r>
         <w:br w:type="page"/>
       </w:r>
@@ -1024,6 +1292,98 @@
     <w:p>
       <w:r>
         <w:t xml:space="preserve">Eu sorri, que era o que se fazia, e ajustei a plaqueta dela no alicate, com cuidado, até o óculos assentar no nariz sem apertar.</w:t>
+      </w:r>
+    </w:p>
+    <w:p>
+      <w:pPr>
+        <w:pageBreakBefore/>
+        <w:spacing w:before="0" w:after="0"/>
+        <w:ind w:firstLine="0"/>
+      </w:pPr>
+      <w:r>
+        <w:drawing>
+          <wp:anchor distT="0" distB="0" distL="0" distR="0" simplePos="0" relativeHeight="0" behindDoc="1" locked="1" layoutInCell="1" allowOverlap="1">
+            <wp:simplePos x="0" y="0"/>
+            <wp:positionH relativeFrom="page">
+              <wp:posOffset>0</wp:posOffset>
+            </wp:positionH>
+            <wp:positionV relativeFrom="page">
+              <wp:posOffset>0</wp:posOffset>
+            </wp:positionV>
+            <wp:extent cx="5029200" cy="7772400"/>
+            <wp:effectExtent l="0" t="0" r="0" b="0"/>
+            <wp:wrapNone/>
+            <wp:docPr id="1004" name="Destaque 1004"/>
+            <wp:cNvGraphicFramePr/>
+            <a:graphic xmlns:a="http://schemas.openxmlformats.org/drawingml/2006/main">
+              <a:graphicData uri="http://schemas.openxmlformats.org/drawingml/2006/picture">
+                <pic:pic xmlns:pic="http://schemas.openxmlformats.org/drawingml/2006/picture">
+                  <pic:nvPicPr>
+                    <pic:cNvPr id="1004" name="destaque_vinha_dir.png"/>
+                    <pic:cNvPicPr/>
+                  </pic:nvPicPr>
+                  <pic:blipFill>
+                    <a:blip r:embed="rIdImg4"/>
+                    <a:stretch>
+                      <a:fillRect/>
+                    </a:stretch>
+                  </pic:blipFill>
+                  <pic:spPr>
+                    <a:xfrm>
+                      <a:off x="0" y="0"/>
+                      <a:ext cx="5029200" cy="7772400"/>
+                    </a:xfrm>
+                    <a:prstGeom prst="rect">
+                      <a:avLst/>
+                    </a:prstGeom>
+                  </pic:spPr>
+                </pic:pic>
+              </a:graphicData>
+            </a:graphic>
+          </wp:anchor>
+        </w:drawing>
+      </w:r>
+    </w:p>
+    <w:p>
+      <w:pPr>
+        <w:spacing w:before="900" w:after="0" w:line="884" w:lineRule="exact"/>
+        <w:ind w:firstLine="0"/>
+        <w:jc w:val="left"/>
+      </w:pPr>
+      <w:r>
+        <w:rPr>
+          <w:rFonts w:ascii="Bebas Neue" w:hAnsi="Bebas Neue" w:cs="Bebas Neue"/>
+          <w:caps/>
+          <w:color w:val="A9A9A4"/>
+          <w:sz w:val="86"/>
+          <w:szCs w:val="86"/>
+        </w:rPr>
+        <w:t xml:space="preserve">EU QUERIA QUE </w:t>
+      </w:r>
+      <w:r>
+        <w:rPr>
+          <w:rFonts w:ascii="Bebas Neue" w:hAnsi="Bebas Neue" w:cs="Bebas Neue"/>
+          <w:caps/>
+          <w:color w:val="FFFFFF"/>
+          <w:sz w:val="86"/>
+          <w:szCs w:val="86"/>
+        </w:rPr>
+        <w:t xml:space="preserve">NENHUM DOS DOIS DESMONTASSE</w:t>
+      </w:r>
+      <w:r>
+        <w:rPr>
+          <w:rFonts w:ascii="Bebas Neue" w:hAnsi="Bebas Neue" w:cs="Bebas Neue"/>
+          <w:caps/>
+          <w:color w:val="A9A9A4"/>
+          <w:sz w:val="86"/>
+          <w:szCs w:val="86"/>
+        </w:rPr>
+        <w:t xml:space="preserve">, E ISSO NINGUÉM PEDIA A MIM TAMBÉM.</w:t>
+      </w:r>
+    </w:p>
+    <w:p>
+      <w:r>
+        <w:br w:type="page"/>
       </w:r>
     </w:p>
     <w:p>

--- a/menina_elefante/saidas/A_Menina_Elefante_V2_Parte_II.docx
+++ b/menina_elefante/saidas/A_Menina_Elefante_V2_Parte_II.docx
@@ -4,40 +4,116 @@
   <w:body>
     <w:p>
       <w:pPr>
-        <w:pStyle w:val="MyPartTitle"/>
-        <w:spacing w:before="2400"/>
+        <w:keepNext/>
+        <w:spacing w:before="0" w:after="300" w:line="240" w:lineRule="auto"/>
+        <w:ind w:firstLine="0"/>
+        <w:jc w:val="center"/>
       </w:pPr>
       <w:r>
-        <w:t xml:space="preserve">PARTE II — TRINTA DIAS</w:t>
+        <w:rPr>
+          <w:rFonts w:ascii="EB Garamond" w:hAnsi="EB Garamond"/>
+          <w:color w:val="555555"/>
+          <w:spacing w:val="60"/>
+          <w:sz w:val="22"/>
+          <w:szCs w:val="22"/>
+        </w:rPr>
+        <w:t xml:space="preserve">PARTE II</w:t>
+      </w:r>
+    </w:p>
+    <w:p>
+      <w:pPr>
+        <w:keepNext/>
+        <w:spacing w:before="0" w:after="0" w:line="240" w:lineRule="auto"/>
+        <w:ind w:firstLine="0"/>
+        <w:jc w:val="center"/>
+      </w:pPr>
+      <w:r>
+        <w:rPr>
+          <w:rFonts w:ascii="EB Garamond" w:hAnsi="EB Garamond"/>
+          <w:spacing w:val="20"/>
+          <w:sz w:val="40"/>
+          <w:szCs w:val="40"/>
+        </w:rPr>
+        <w:t xml:space="preserve">TRINTA DIAS</w:t>
+      </w:r>
+    </w:p>
+    <w:p>
+      <w:pPr>
+        <w:spacing w:before="0" w:after="0" w:line="20" w:lineRule="exact"/>
+        <w:ind w:firstLine="0"/>
+        <w:sectPr>
+          <w:headerReference w:type="even" r:id="rIdHVazio"/>
+          <w:headerReference w:type="default" r:id="rIdHVazio"/>
+          <w:headerReference w:type="first" r:id="rIdHVazio"/>
+          <w:footerReference w:type="even" r:id="rIdFVazio"/>
+          <w:footerReference w:type="default" r:id="rIdFVazio"/>
+          <w:footerReference w:type="first" r:id="rIdFVazio"/>
+          <w:type w:val="nextPage"/>
+          <w:pgSz w:w="7920" w:h="12240"/>
+          <w:pgMar w:top="1000" w:right="870" w:bottom="1000" w:left="1150" w:header="560" w:footer="560" w:gutter="0"/>
+          <w:cols w:space="720"/>
+          <w:vAlign w:val="center"/>
+          <w:docGrid w:linePitch="360"/>
+        </w:sectPr>
+      </w:pPr>
+    </w:p>
+    <w:p>
+      <w:pPr>
+        <w:keepNext/>
+        <w:spacing w:before="1500" w:after="160" w:line="240" w:lineRule="auto"/>
+        <w:ind w:firstLine="0"/>
+        <w:jc w:val="center"/>
+      </w:pPr>
+      <w:r>
+        <w:rPr>
+          <w:rFonts w:ascii="EB Garamond" w:hAnsi="EB Garamond"/>
+          <w:color w:val="555555"/>
+          <w:spacing w:val="40"/>
+          <w:sz w:val="19"/>
+          <w:szCs w:val="19"/>
+        </w:rPr>
+        <w:t xml:space="preserve">CAPÍTULO 6</w:t>
+      </w:r>
+    </w:p>
+    <w:p>
+      <w:pPr>
+        <w:keepNext/>
+        <w:spacing w:before="0" w:after="900" w:line="240" w:lineRule="auto"/>
+        <w:ind w:firstLine="0"/>
+        <w:jc w:val="center"/>
+      </w:pPr>
+      <w:r>
+        <w:rPr>
+          <w:rFonts w:ascii="EB Garamond" w:hAnsi="EB Garamond"/>
+          <w:spacing w:val="10"/>
+          <w:sz w:val="34"/>
+          <w:szCs w:val="34"/>
+        </w:rPr>
+        <w:t xml:space="preserve">A SALA</w:t>
+      </w:r>
+    </w:p>
+    <w:p>
+      <w:pPr>
+        <w:ind w:firstLine="0"/>
+      </w:pPr>
+      <w:r>
+        <w:rPr>
+          <w:smallCaps/>
+        </w:rPr>
+        <w:t xml:space="preserve">A ótica estava fechada</w:t>
+      </w:r>
+      <w:r>
+        <w:t xml:space="preserve"> às três da tarde de uma quinta-feira.</w:t>
       </w:r>
     </w:p>
     <w:p>
       <w:r>
-        <w:br w:type="page"/>
-      </w:r>
-    </w:p>
-    <w:p>
-      <w:pPr>
-        <w:pStyle w:val="MyChapterTitle"/>
-        <w:spacing w:before="1440" w:after="560"/>
-      </w:pPr>
-      <w:r>
-        <w:t xml:space="preserve">CAPÍTULO 6 — A SALA</w:t>
+        <w:t xml:space="preserve">Eu vi da esquina, voltando da escola. A porta de vidro estava trancada e a plaquinha pendurada do lado de dentro dizia FECHADO, com a letra redonda da minha mãe. Em quinze anos eu nunca tinha visto aquela plaquinha virada daquele lado no meio da tarde. Minha mãe não fechava a ótica nem para ir ao médico. Uma vez fechou para ir ao enterro de uma tia, e mesmo assim deixou um bilhete colado no vidro dizendo que voltava às quatro.</w:t>
       </w:r>
     </w:p>
     <w:p>
       <w:r>
-        <w:t xml:space="preserve">A ótica estava fechada às três da tarde de uma quinta-feira.</w:t>
-      </w:r>
-    </w:p>
-    <w:p>
-      <w:r>
-        <w:t xml:space="preserve">Eu vi da esquina, voltando da escola com a mochila num ombro só, do jeito que a Débora carregava a dela. A porta de vidro estava trancada e a plaquinha pendurada do lado de dentro dizia FECHADO, com a letra redonda da minha mãe. Em quinze anos eu nunca tinha visto aquela plaquinha virada daquele lado no meio da tarde. Minha mãe não fechava a ótica nem para ir ao médico. Uma vez fechou para ir ao enterro de uma tia, e mesmo assim deixou um bilhete colado no vidro dizendo que voltava às quatro.</w:t>
-      </w:r>
-    </w:p>
-    <w:p>
-      <w:r>
-        <w:t xml:space="preserve">Fiquei um tempo parada na calçada, olhando as armações na vitrine, os óculos de sol enfileirados em cima do veludo azul, o cartaz desbotado de uma marca de lente que ninguém mais usava. Tudo estava no lugar. Só a plaquinha estava errada.</w:t>
+        <w:t xml:space="preserve">Fiquei um tempo parada na calçada, olhando os óculos de sol enfileirados em cima do veludo azul. Tudo estava no lugar. Só a plaquinha estava errada.</w:t>
       </w:r>
     </w:p>
     <w:p>
@@ -52,12 +128,12 @@
     </w:p>
     <w:p>
       <w:r>
-        <w:t xml:space="preserve">Dentro de casa estava tudo quieto, com um silêncio que tinha peso, como se o ar tivesse ficado mais grosso. As cortinas da sala estavam fechadas, e a luz entrava amarela pelas frestas. Minha mãe estava no sofá, ainda com o avental da ótica, o crachá com o nome dela preso no bolso. Do lado, minha tia madrinha segurava a mão dela com as duas mãos. Meu tio padrinho estava em pé perto da estante, com a chave do carro na mão, girando a chave entre os dedos sem parar.</w:t>
+        <w:t xml:space="preserve">Dentro de casa, o silêncio tinha peso. As cortinas da sala estavam fechadas, e a luz entrava amarela pelas frestas. Minha mãe estava no sofá, ainda com o avental da ótica, o crachá com o nome dela preso no bolso. Do lado, minha tia madrinha segurava a mão dela com as duas mãos. Meu tio padrinho estava em pé perto da estante, com a chave do carro na mão, girando a chave entre os dedos sem parar.</w:t>
       </w:r>
     </w:p>
     <w:p>
       <w:r>
-        <w:t xml:space="preserve">Todos tinham chorado. Minha tia ainda chorava, baixinho, com um lenço de papel amassado na mão. Parecia um velório. Eu não sabia de quem.</w:t>
+        <w:t xml:space="preserve">Minha tia chorava baixinho, com um lenço de papel amassado na mão. Parecia um velório. Eu não sabia de quem.</w:t>
       </w:r>
     </w:p>
     <w:p>
@@ -66,9 +142,6 @@
       </w:r>
     </w:p>
     <w:p>
-      <w:pPr>
-        <w:ind w:firstLine="0"/>
-      </w:pPr>
       <w:r>
         <w:t xml:space="preserve">— Filha — disse minha mãe. — Senta aqui.</w:t>
       </w:r>
@@ -79,9 +152,6 @@
       </w:r>
     </w:p>
     <w:p>
-      <w:pPr>
-        <w:ind w:firstLine="0"/>
-      </w:pPr>
       <w:r>
         <w:t xml:space="preserve">— Cadê o pai?</w:t>
       </w:r>
@@ -92,9 +162,6 @@
       </w:r>
     </w:p>
     <w:p>
-      <w:pPr>
-        <w:ind w:firstLine="0"/>
-      </w:pPr>
       <w:r>
         <w:t xml:space="preserve">— Seu pai teve um infarto.</w:t>
       </w:r>
@@ -105,30 +172,21 @@
       </w:r>
     </w:p>
     <w:p>
-      <w:pPr>
-        <w:ind w:firstLine="0"/>
-      </w:pPr>
       <w:r>
         <w:t xml:space="preserve">— E agora? — perguntei.</w:t>
       </w:r>
     </w:p>
     <w:p>
-      <w:pPr>
-        <w:ind w:firstLine="0"/>
-      </w:pPr>
       <w:r>
         <w:t xml:space="preserve">— Agora a gente espera ele acordar.</w:t>
       </w:r>
     </w:p>
     <w:p>
       <w:r>
-        <w:t xml:space="preserve">Eu ouvi a palavra "acordar" e segurei nela com força, como quem segura o corrimão de uma escada no escuro. Acordar era uma coisa que acontecia todo dia. Meu pai acordava todo dia. Acordava tarde, reclamava do café, cantava no banho uma música japonesa antiga que ninguém mais sabia a letra.</w:t>
+        <w:t xml:space="preserve">Eu ouvi a palavra "acordar" e segurei nela com força, como quem segura o corrimão de uma escada no escuro. Meu pai acordava todo dia. Acordava tarde, reclamava do café, cantava no banho uma música japonesa antiga que ninguém mais sabia a letra.</w:t>
       </w:r>
     </w:p>
     <w:p>
-      <w:pPr>
-        <w:ind w:firstLine="0"/>
-      </w:pPr>
       <w:r>
         <w:t xml:space="preserve">— Ele almoçou? — perguntei.</w:t>
       </w:r>
@@ -139,17 +197,11 @@
       </w:r>
     </w:p>
     <w:p>
-      <w:pPr>
-        <w:ind w:firstLine="0"/>
-      </w:pPr>
       <w:r>
         <w:t xml:space="preserve">— Filha, o seu pai está na UTI.</w:t>
       </w:r>
     </w:p>
     <w:p>
-      <w:pPr>
-        <w:ind w:firstLine="0"/>
-      </w:pPr>
       <w:r>
         <w:t xml:space="preserve">— Eu sei. Eu só perguntei se ele almoçou.</w:t>
       </w:r>
@@ -161,7 +213,26 @@
     </w:p>
     <w:p>
       <w:pPr>
-        <w:pageBreakBefore/>
+        <w:spacing w:before="0" w:after="0" w:line="20" w:lineRule="exact"/>
+        <w:ind w:firstLine="0"/>
+        <w:sectPr>
+          <w:headerReference w:type="even" r:id="rId9"/>
+          <w:headerReference w:type="default" r:id="rIdHCap1"/>
+          <w:headerReference w:type="first" r:id="rIdHVazio"/>
+          <w:footerReference w:type="even" r:id="rId10"/>
+          <w:footerReference w:type="default" r:id="rId10"/>
+          <w:footerReference w:type="first" r:id="rId10"/>
+          <w:type w:val="nextPage"/>
+          <w:pgSz w:w="7920" w:h="12240"/>
+          <w:pgMar w:top="1000" w:right="870" w:bottom="1000" w:left="1150" w:header="560" w:footer="560" w:gutter="0"/>
+          <w:cols w:space="720"/>
+          <w:titlePg/>
+          <w:docGrid w:linePitch="360"/>
+        </w:sectPr>
+      </w:pPr>
+    </w:p>
+    <w:p>
+      <w:pPr>
         <w:spacing w:before="0" w:after="0"/>
         <w:ind w:firstLine="0"/>
       </w:pPr>
@@ -211,7 +282,7 @@
     </w:p>
     <w:p>
       <w:pPr>
-        <w:spacing w:before="900" w:after="0" w:line="813" w:lineRule="exact"/>
+        <w:spacing w:before="900" w:after="0" w:line="819" w:lineRule="exact"/>
         <w:ind w:firstLine="0"/>
         <w:jc w:val="right"/>
       </w:pPr>
@@ -220,8 +291,8 @@
           <w:rFonts w:ascii="Bebas Neue" w:hAnsi="Bebas Neue" w:cs="Bebas Neue"/>
           <w:caps/>
           <w:color w:val="A9A9A4"/>
-          <w:sz w:val="78"/>
-          <w:szCs w:val="78"/>
+          <w:sz w:val="80"/>
+          <w:szCs w:val="80"/>
         </w:rPr>
         <w:t xml:space="preserve">PRECISAVA DE ALGUMA COISA PEQUENA, </w:t>
       </w:r>
@@ -230,8 +301,8 @@
           <w:rFonts w:ascii="Bebas Neue" w:hAnsi="Bebas Neue" w:cs="Bebas Neue"/>
           <w:caps/>
           <w:color w:val="FFFFFF"/>
-          <w:sz w:val="78"/>
-          <w:szCs w:val="78"/>
+          <w:sz w:val="80"/>
+          <w:szCs w:val="80"/>
         </w:rPr>
         <w:t xml:space="preserve">DO TAMANHO DE UMA TARDE COMUM</w:t>
       </w:r>
@@ -240,25 +311,40 @@
           <w:rFonts w:ascii="Bebas Neue" w:hAnsi="Bebas Neue" w:cs="Bebas Neue"/>
           <w:caps/>
           <w:color w:val="A9A9A4"/>
-          <w:sz w:val="78"/>
-          <w:szCs w:val="78"/>
+          <w:sz w:val="80"/>
+          <w:szCs w:val="80"/>
         </w:rPr>
         <w:t xml:space="preserve">, ONDE EU PUDESSE PÔR O PÉ.</w:t>
       </w:r>
     </w:p>
     <w:p>
-      <w:r>
-        <w:br w:type="page"/>
-      </w:r>
+      <w:pPr>
+        <w:spacing w:before="0" w:after="0" w:line="20" w:lineRule="exact"/>
+        <w:ind w:firstLine="0"/>
+        <w:sectPr>
+          <w:headerReference w:type="even" r:id="rIdHVazio"/>
+          <w:headerReference w:type="default" r:id="rIdHVazio"/>
+          <w:headerReference w:type="first" r:id="rIdHVazio"/>
+          <w:footerReference w:type="even" r:id="rIdFVazio"/>
+          <w:footerReference w:type="default" r:id="rIdFVazio"/>
+          <w:footerReference w:type="first" r:id="rIdFVazio"/>
+          <w:type w:val="nextPage"/>
+          <w:pgSz w:w="7920" w:h="12240"/>
+          <w:pgMar w:top="1000" w:right="870" w:bottom="1000" w:left="1150" w:header="560" w:footer="560" w:gutter="0"/>
+          <w:cols w:space="720"/>
+          <w:docGrid w:linePitch="360"/>
+        </w:sectPr>
+      </w:pPr>
     </w:p>
     <w:p>
       <w:pPr>
-        <w:spacing w:before="240" w:after="240"/>
+        <w:keepNext/>
+        <w:spacing w:before="200" w:after="200"/>
         <w:ind w:firstLine="0"/>
         <w:jc w:val="center"/>
       </w:pPr>
       <w:r>
-        <w:t xml:space="preserve">*</w:t>
+        <w:t xml:space="preserve">*   *   *</w:t>
       </w:r>
     </w:p>
     <w:p>
@@ -266,7 +352,7 @@
         <w:ind w:firstLine="0"/>
       </w:pPr>
       <w:r>
-        <w:t xml:space="preserve">Meus irmãos estavam no quarto dos fundos. Eu ouvia a televisão ligada baixinho, num desenho qualquer, e entendi que alguém tinha mandado eles para lá. Pensei em ir até eles e não fui. Pensei em abraçar minha mãe e também não fui. Fiquei parada, esperando que o meu corpo decidisse o que fazer, e o meu corpo decidiu a coisa mais estranha: foi para a cozinha.</w:t>
+        <w:t xml:space="preserve">Meus irmãos estavam no quarto dos fundos, com a televisão ligada baixinho num desenho qualquer. Pensei em ir até eles e não fui. Pensei em abraçar minha mãe e também não fui. O meu corpo decidiu a coisa mais estranha: foi para a cozinha.</w:t>
       </w:r>
     </w:p>
     <w:p>
@@ -275,16 +361,13 @@
       </w:r>
     </w:p>
     <w:p>
-      <w:pPr>
-        <w:ind w:firstLine="0"/>
-      </w:pPr>
       <w:r>
         <w:t xml:space="preserve">Desvirei o chinelo.</w:t>
       </w:r>
     </w:p>
     <w:p>
       <w:r>
-        <w:t xml:space="preserve">Depois enchi a chaleira, acendi o fogo e peguei o pó de café no armário de cima, na ponta dos pés, como fazia desde pequena. Coei o café no coador de pano que minha mãe fervia todo domingo. Eu não sabia por que estava fazendo aquilo. Só sabia que minha tia não conseguia parar de chorar, que meu tio não conseguia parar de girar a chave, que minha mãe não conseguia tirar o avental, e que alguém naquela casa precisava estar fazendo alguma coisa com as mãos.</w:t>
+        <w:t xml:space="preserve">Depois enchi a chaleira, acendi o fogo e peguei o pó de café no armário de cima, na ponta dos pés, como fazia desde pequena. Eu não sabia por que estava fazendo aquilo. Só sabia que minha tia não conseguia parar de chorar, que meu tio não conseguia parar de girar a chave, que minha mãe não conseguia tirar o avental, e que alguém naquela casa precisava estar fazendo alguma coisa com as mãos.</w:t>
       </w:r>
     </w:p>
     <w:p>
@@ -303,9 +386,6 @@
       </w:r>
     </w:p>
     <w:p>
-      <w:pPr>
-        <w:ind w:firstLine="0"/>
-      </w:pPr>
       <w:r>
         <w:t xml:space="preserve">Eu tinha servido café para ele também.</w:t>
       </w:r>
@@ -316,17 +396,57 @@
       </w:r>
     </w:p>
     <w:p>
+      <w:pPr>
+        <w:spacing w:before="0" w:after="0" w:line="20" w:lineRule="exact"/>
+        <w:ind w:firstLine="0"/>
+        <w:sectPr>
+          <w:headerReference w:type="even" r:id="rId9"/>
+          <w:headerReference w:type="default" r:id="rIdHCap1"/>
+          <w:headerReference w:type="first" r:id="rIdHVazio"/>
+          <w:footerReference w:type="even" r:id="rId10"/>
+          <w:footerReference w:type="default" r:id="rId10"/>
+          <w:footerReference w:type="first" r:id="rId10"/>
+          <w:type w:val="nextPage"/>
+          <w:pgSz w:w="7920" w:h="12240"/>
+          <w:pgMar w:top="1000" w:right="870" w:bottom="1000" w:left="1150" w:header="560" w:footer="560" w:gutter="0"/>
+          <w:cols w:space="720"/>
+          <w:docGrid w:linePitch="360"/>
+        </w:sectPr>
+      </w:pPr>
+    </w:p>
+    <w:p>
+      <w:pPr>
+        <w:keepNext/>
+        <w:spacing w:before="1500" w:after="160" w:line="240" w:lineRule="auto"/>
+        <w:ind w:firstLine="0"/>
+        <w:jc w:val="center"/>
+      </w:pPr>
       <w:r>
-        <w:br w:type="page"/>
+        <w:rPr>
+          <w:rFonts w:ascii="EB Garamond" w:hAnsi="EB Garamond"/>
+          <w:color w:val="555555"/>
+          <w:spacing w:val="40"/>
+          <w:sz w:val="19"/>
+          <w:szCs w:val="19"/>
+        </w:rPr>
+        <w:t xml:space="preserve">CAPÍTULO 7</w:t>
       </w:r>
     </w:p>
     <w:p>
       <w:pPr>
-        <w:pStyle w:val="MyChapterTitle"/>
-        <w:spacing w:before="1440" w:after="560"/>
+        <w:keepNext/>
+        <w:spacing w:before="0" w:after="900" w:line="240" w:lineRule="auto"/>
+        <w:ind w:firstLine="0"/>
+        <w:jc w:val="center"/>
       </w:pPr>
       <w:r>
-        <w:t xml:space="preserve">CAPÍTULO 7 — TRINTA DIAS</w:t>
+        <w:rPr>
+          <w:rFonts w:ascii="EB Garamond" w:hAnsi="EB Garamond"/>
+          <w:spacing w:val="10"/>
+          <w:sz w:val="34"/>
+          <w:szCs w:val="34"/>
+        </w:rPr>
+        <w:t xml:space="preserve">TRINTA DIAS</w:t>
       </w:r>
     </w:p>
     <w:p>
@@ -334,7 +454,13 @@
         <w:ind w:firstLine="0"/>
       </w:pPr>
       <w:r>
-        <w:t xml:space="preserve">No primeiro dia, não me deixaram entrar.</w:t>
+        <w:rPr>
+          <w:smallCaps/>
+        </w:rPr>
+        <w:t xml:space="preserve">No primeiro dia, não</w:t>
+      </w:r>
+      <w:r>
+        <w:t xml:space="preserve"> me deixaram entrar.</w:t>
       </w:r>
     </w:p>
     <w:p>
@@ -343,38 +469,26 @@
       </w:r>
     </w:p>
     <w:p>
-      <w:pPr>
-        <w:ind w:firstLine="0"/>
-      </w:pPr>
       <w:r>
         <w:t xml:space="preserve">— Quinze?</w:t>
       </w:r>
     </w:p>
     <w:p>
-      <w:pPr>
-        <w:ind w:firstLine="0"/>
-      </w:pPr>
       <w:r>
         <w:t xml:space="preserve">— Dezesseis em setembro.</w:t>
       </w:r>
     </w:p>
     <w:p>
-      <w:pPr>
-        <w:ind w:firstLine="0"/>
-      </w:pPr>
       <w:r>
         <w:t xml:space="preserve">— Então quinze.</w:t>
       </w:r>
     </w:p>
     <w:p>
       <w:r>
-        <w:t xml:space="preserve">Minha mãe entrou com meu tio. Eu fiquei na sala de espera, que tinha cadeiras de plástico azul presas umas nas outras, uma televisão no alto da parede passando novela sem som e um bebedouro que fazia um barulho de afogado cada vez que alguém enchia o copinho. Tinha gente de todo tipo ali. Uma senhora de terço na mão que rezava mexendo os lábios. Um homem de uniforme de posto de gasolina que dormia de braços cruzados. Uma família inteira dividindo um pacote de bolacha recheada, os filhos pequenos correndo entre as cadeiras até alguém mandar parar.</w:t>
+        <w:t xml:space="preserve">Minha mãe entrou com meu tio. Eu fiquei na sala de espera, que tinha cadeiras de plástico azul presas umas nas outras, uma televisão no alto da parede passando novela sem som e um bebedouro que fazia um barulho de afogado cada vez que alguém enchia o copinho. Uma senhora de terço na mão rezava mexendo os lábios. Um homem de uniforme de posto de gasolina dormia de braços cruzados.</w:t>
       </w:r>
     </w:p>
     <w:p>
-      <w:pPr>
-        <w:ind w:firstLine="0"/>
-      </w:pPr>
       <w:r>
         <w:t xml:space="preserve">Todos esperavam a mesma meia hora.</w:t>
       </w:r>
@@ -385,50 +499,39 @@
       </w:r>
     </w:p>
     <w:p>
-      <w:pPr>
-        <w:ind w:firstLine="0"/>
-      </w:pPr>
       <w:r>
         <w:t xml:space="preserve">— E aí?</w:t>
       </w:r>
     </w:p>
     <w:p>
-      <w:pPr>
-        <w:ind w:firstLine="0"/>
-      </w:pPr>
       <w:r>
         <w:t xml:space="preserve">— Está dormindo.</w:t>
       </w:r>
     </w:p>
     <w:p>
-      <w:pPr>
-        <w:ind w:firstLine="0"/>
-      </w:pPr>
       <w:r>
         <w:t xml:space="preserve">— Ele abriu o olho?</w:t>
       </w:r>
     </w:p>
     <w:p>
-      <w:pPr>
-        <w:ind w:firstLine="0"/>
-      </w:pPr>
       <w:r>
         <w:t xml:space="preserve">— Está dormindo, filha. Os médicos estão cuidando.</w:t>
       </w:r>
     </w:p>
     <w:p>
       <w:r>
-        <w:t xml:space="preserve">Mais tarde eu soube que "dormindo" era uma palavra que minha mãe tinha escolhido para mim, do jeito que ela escolhia uma armação que não pesasse no nariz de uma criança. Meu pai estava sedado, entubado, cheio de fios. Mas naquela noite eu fui dormir pensando nele dormindo, e isso me ajudou a dormir também.</w:t>
+        <w:t xml:space="preserve">"Dormindo" era uma palavra que minha mãe tinha escolhido para mim, do jeito que ela escolhia uma armação que não pesasse no nariz de uma criança. Meu pai estava sedado, entubado, cheio de fios. Mas naquela noite eu fui dormir pensando nele dormindo, e isso me ajudou a dormir também.</w:t>
       </w:r>
     </w:p>
     <w:p>
       <w:pPr>
-        <w:spacing w:before="240" w:after="240"/>
+        <w:keepNext/>
+        <w:spacing w:before="200" w:after="200"/>
         <w:ind w:firstLine="0"/>
         <w:jc w:val="center"/>
       </w:pPr>
       <w:r>
-        <w:t xml:space="preserve">*</w:t>
+        <w:t xml:space="preserve">*   *   *</w:t>
       </w:r>
     </w:p>
     <w:p>
@@ -441,29 +544,20 @@
     </w:p>
     <w:p>
       <w:r>
-        <w:t xml:space="preserve">De manhã, escola. Eu ia, sentava no fundo com as meninas, ria quando tinha que rir. Ninguém sabia, porque eu não contei, e eu não contei porque não sabia como contar sem que a cara delas mudasse. À tarde, ônibus até o hospital. Às quatro, minha mãe entrava. Às quatro e meia, saía. À noite, a ótica abria só meio período, com meu tio atrás do balcão fingindo que entendia de lente, e eu ajudava do jeito que sabia: limpando vitrine, atendendo telefone, anotando recado.</w:t>
+        <w:t xml:space="preserve">De manhã, escola. Eu sentava no fundo com as meninas e ria quando tinha que rir. Ninguém sabia, porque eu não contei, e eu não contei porque não sabia como contar sem que a cara delas mudasse. À tarde, ônibus até o hospital. Às quatro, minha mãe entrava. Às quatro e meia, saía. À noite, a ótica abria só meio período, com meu tio atrás do balcão fingindo que entendia de lente, e eu ajudava do jeito que sabia: limpando vitrine, atendendo telefone, anotando recado.</w:t>
       </w:r>
     </w:p>
     <w:p>
-      <w:pPr>
-        <w:ind w:firstLine="0"/>
-      </w:pPr>
       <w:r>
         <w:t xml:space="preserve">E, antes de dormir, eu rezava.</w:t>
       </w:r>
     </w:p>
     <w:p>
-      <w:pPr>
-        <w:ind w:firstLine="0"/>
-      </w:pPr>
       <w:r>
-        <w:t xml:space="preserve">Rezava de joelhos no chão do quarto, porque achava que de joelhos valia mais. O piso era frio, de cerâmica, e depois de alguns minutos os joelhos doíam, e eu achava que a dor também contava. Rezava sempre a mesma coisa, com as mesmas palavras, como quem digita uma senha:</w:t>
+        <w:t xml:space="preserve">Rezava de joelhos no chão frio do quarto, porque achava que de joelhos valia mais, e que a dor nos joelhos também contava. Rezava sempre a mesma coisa, com as mesmas palavras, como quem digita uma senha:</w:t>
       </w:r>
     </w:p>
     <w:p>
-      <w:pPr>
-        <w:ind w:firstLine="0"/>
-      </w:pPr>
       <w:r>
         <w:t xml:space="preserve">— Deixa ele acordar. Deixa ele acordar e eu nunca mais te peço nada.</w:t>
       </w:r>
@@ -475,12 +569,31 @@
     </w:p>
     <w:p>
       <w:r>
-        <w:t xml:space="preserve">No meio da primeira semana, na parede da cozinha, peguei o calendário que a ótica mandava imprimir todo fim de ano para dar aos clientes, com o nome da loja embaixo e uma foto de paisagem suíça em cima, e comecei a riscar os dias com caneta vermelha. Um X por dia. Minha mãe viu e não disse nada. No dia seguinte, eu vi que ela mesma tinha riscado o dia, antes de mim.</w:t>
+        <w:t xml:space="preserve">No meio da primeira semana, comecei a riscar os dias com caneta vermelha no calendário da cozinha, o que a ótica mandava imprimir para os clientes, com uma paisagem suíça em cima. Um X por dia. Minha mãe viu e não disse nada. No dia seguinte, eu vi que ela mesma tinha riscado o dia, antes de mim.</w:t>
       </w:r>
     </w:p>
     <w:p>
       <w:pPr>
-        <w:pageBreakBefore/>
+        <w:spacing w:before="0" w:after="0" w:line="20" w:lineRule="exact"/>
+        <w:ind w:firstLine="0"/>
+        <w:sectPr>
+          <w:headerReference w:type="even" r:id="rId9"/>
+          <w:headerReference w:type="default" r:id="rIdHCap2"/>
+          <w:headerReference w:type="first" r:id="rIdHVazio"/>
+          <w:footerReference w:type="even" r:id="rId10"/>
+          <w:footerReference w:type="default" r:id="rId10"/>
+          <w:footerReference w:type="first" r:id="rId10"/>
+          <w:type w:val="nextPage"/>
+          <w:pgSz w:w="7920" w:h="12240"/>
+          <w:pgMar w:top="1000" w:right="870" w:bottom="1000" w:left="1150" w:header="560" w:footer="560" w:gutter="0"/>
+          <w:cols w:space="720"/>
+          <w:titlePg/>
+          <w:docGrid w:linePitch="360"/>
+        </w:sectPr>
+      </w:pPr>
+    </w:p>
+    <w:p>
+      <w:pPr>
         <w:spacing w:before="0" w:after="0"/>
         <w:ind w:firstLine="0"/>
       </w:pPr>
@@ -530,7 +643,7 @@
     </w:p>
     <w:p>
       <w:pPr>
-        <w:spacing w:before="900" w:after="0" w:line="1131" w:lineRule="exact"/>
+        <w:spacing w:before="900" w:after="0" w:line="1139" w:lineRule="exact"/>
         <w:ind w:firstLine="0"/>
         <w:jc w:val="left"/>
       </w:pPr>
@@ -566,18 +679,33 @@
       </w:r>
     </w:p>
     <w:p>
-      <w:r>
-        <w:br w:type="page"/>
-      </w:r>
+      <w:pPr>
+        <w:spacing w:before="0" w:after="0" w:line="20" w:lineRule="exact"/>
+        <w:ind w:firstLine="0"/>
+        <w:sectPr>
+          <w:headerReference w:type="even" r:id="rIdHVazio"/>
+          <w:headerReference w:type="default" r:id="rIdHVazio"/>
+          <w:headerReference w:type="first" r:id="rIdHVazio"/>
+          <w:footerReference w:type="even" r:id="rIdFVazio"/>
+          <w:footerReference w:type="default" r:id="rIdFVazio"/>
+          <w:footerReference w:type="first" r:id="rIdFVazio"/>
+          <w:type w:val="nextPage"/>
+          <w:pgSz w:w="7920" w:h="12240"/>
+          <w:pgMar w:top="1000" w:right="870" w:bottom="1000" w:left="1150" w:header="560" w:footer="560" w:gutter="0"/>
+          <w:cols w:space="720"/>
+          <w:docGrid w:linePitch="360"/>
+        </w:sectPr>
+      </w:pPr>
     </w:p>
     <w:p>
       <w:pPr>
-        <w:spacing w:before="240" w:after="240"/>
+        <w:keepNext/>
+        <w:spacing w:before="200" w:after="200"/>
         <w:ind w:firstLine="0"/>
         <w:jc w:val="center"/>
       </w:pPr>
       <w:r>
-        <w:t xml:space="preserve">*</w:t>
+        <w:t xml:space="preserve">*   *   *</w:t>
       </w:r>
     </w:p>
     <w:p>
@@ -594,29 +722,23 @@
       </w:r>
     </w:p>
     <w:p>
-      <w:pPr>
-        <w:ind w:firstLine="0"/>
-      </w:pPr>
       <w:r>
         <w:t xml:space="preserve">— Dez minutos. Não encosta em nada. Se alguém perguntar, você tem dezoito.</w:t>
       </w:r>
     </w:p>
     <w:p>
       <w:r>
-        <w:t xml:space="preserve">A UTI cheirava a álcool e a alguma coisa doce que eu nunca descobri o que era. Era fria, muito mais fria do que o corredor, e cheia de barulhos pequenos, cada leito com a sua própria música de bipes. Tinha pessoas em estado que eu não conseguia olhar, e eu não olhei. Olhei para o chão, para os meus tênis, e contei os leitos até o dele.</w:t>
+        <w:t xml:space="preserve">A UTI cheirava a álcool e a alguma coisa doce que eu nunca descobri o que era. Era fria, cheia de barulhos pequenos, cada leito com a sua própria música de bipes. Olhei para o chão, para os meus tênis, e contei os leitos até o dele.</w:t>
       </w:r>
     </w:p>
     <w:p>
-      <w:pPr>
-        <w:ind w:firstLine="0"/>
-      </w:pPr>
       <w:r>
         <w:t xml:space="preserve">Meu pai estava menor.</w:t>
       </w:r>
     </w:p>
     <w:p>
       <w:r>
-        <w:t xml:space="preserve">Foi a primeira coisa que eu pensei, e não era verdade, porque ninguém encolhe em doze dias. Mas deitado ali, sem óculos, sem a camisa aberta no peito, sem a voz, com um tubo na boca e o cabelo penteado para trás por alguém que não sabia como ele penteava, ele parecia outra pessoa. Parecia o avô da foto em cima da televisão. Parecia um homem que tinha atravessado um oceano inteiro para chegar ali e agora não tinha força para abrir os olhos.</w:t>
+        <w:t xml:space="preserve">Foi a primeira coisa que eu pensei, e não era verdade, porque ninguém encolhe em doze dias. Mas deitado ali, sem óculos, sem a camisa aberta no peito, sem a voz, com um tubo na boca e o cabelo penteado para trás por alguém que não sabia como ele penteava, ele parecia outra pessoa. Parecia um homem que tinha atravessado um oceano inteiro para chegar ali e agora não tinha força para abrir os olhos.</w:t>
       </w:r>
     </w:p>
     <w:p>
@@ -625,9 +747,6 @@
       </w:r>
     </w:p>
     <w:p>
-      <w:pPr>
-        <w:ind w:firstLine="0"/>
-      </w:pPr>
       <w:r>
         <w:t xml:space="preserve">— Pai, a ótica está aberta. O tio está vendendo tudo errado.</w:t>
       </w:r>
@@ -644,12 +763,13 @@
     </w:p>
     <w:p>
       <w:pPr>
-        <w:spacing w:before="240" w:after="240"/>
+        <w:keepNext/>
+        <w:spacing w:before="200" w:after="200"/>
         <w:ind w:firstLine="0"/>
         <w:jc w:val="center"/>
       </w:pPr>
       <w:r>
-        <w:t xml:space="preserve">*</w:t>
+        <w:t xml:space="preserve">*   *   *</w:t>
       </w:r>
     </w:p>
     <w:p>
@@ -667,21 +787,15 @@
     </w:p>
     <w:p>
       <w:r>
-        <w:t xml:space="preserve">Eu só reparei no fim da terceira semana. Estávamos no ônibus, voltando do hospital, e ela abriu a bolsa para procurar o dinheiro da passagem, e lá estavam eles, dentro do estojo de couro marrom com o nome da ótica gravado em dourado. Os óculos de todos os dias, de armação de metal, com uma das plaquetas um pouco torta porque ele dormia de óculos no sofá.</w:t>
+        <w:t xml:space="preserve">Eu só reparei no fim da terceira semana, no ônibus, quando ela abriu a bolsa para procurar o dinheiro da passagem: lá estavam eles, no estojo de couro marrom com o nome da ótica gravado em dourado, com uma das plaquetas um pouco torta porque ele dormia de óculos no sofá.</w:t>
       </w:r>
     </w:p>
     <w:p>
-      <w:pPr>
-        <w:ind w:firstLine="0"/>
-      </w:pPr>
       <w:r>
         <w:t xml:space="preserve">— Para quê a senhora está levando os óculos dele?</w:t>
       </w:r>
     </w:p>
     <w:p>
-      <w:pPr>
-        <w:ind w:firstLine="0"/>
-      </w:pPr>
       <w:r>
         <w:t xml:space="preserve">— Para quando ele acordar — disse minha mãe. — Ele não enxerga nada sem.</w:t>
       </w:r>
@@ -697,22 +811,57 @@
       </w:r>
     </w:p>
     <w:p>
+      <w:pPr>
+        <w:spacing w:before="0" w:after="0" w:line="20" w:lineRule="exact"/>
+        <w:ind w:firstLine="0"/>
+        <w:sectPr>
+          <w:headerReference w:type="even" r:id="rId9"/>
+          <w:headerReference w:type="default" r:id="rIdHCap2"/>
+          <w:headerReference w:type="first" r:id="rIdHVazio"/>
+          <w:footerReference w:type="even" r:id="rId10"/>
+          <w:footerReference w:type="default" r:id="rId10"/>
+          <w:footerReference w:type="first" r:id="rId10"/>
+          <w:type w:val="nextPage"/>
+          <w:pgSz w:w="7920" w:h="12240"/>
+          <w:pgMar w:top="1000" w:right="870" w:bottom="1000" w:left="1150" w:header="560" w:footer="560" w:gutter="0"/>
+          <w:cols w:space="720"/>
+          <w:docGrid w:linePitch="360"/>
+        </w:sectPr>
+      </w:pPr>
+    </w:p>
+    <w:p>
+      <w:pPr>
+        <w:keepNext/>
+        <w:spacing w:before="1500" w:after="160" w:line="240" w:lineRule="auto"/>
+        <w:ind w:firstLine="0"/>
+        <w:jc w:val="center"/>
+      </w:pPr>
       <w:r>
-        <w:br w:type="page"/>
+        <w:rPr>
+          <w:rFonts w:ascii="EB Garamond" w:hAnsi="EB Garamond"/>
+          <w:color w:val="555555"/>
+          <w:spacing w:val="40"/>
+          <w:sz w:val="19"/>
+          <w:szCs w:val="19"/>
+        </w:rPr>
+        <w:t xml:space="preserve">CAPÍTULO 8</w:t>
       </w:r>
     </w:p>
     <w:p>
       <w:pPr>
-        <w:pStyle w:val="MyChapterTitle"/>
-        <w:spacing w:before="1440" w:after="560"/>
+        <w:keepNext/>
+        <w:spacing w:before="0" w:after="900" w:line="240" w:lineRule="auto"/>
+        <w:ind w:firstLine="0"/>
+        <w:jc w:val="center"/>
       </w:pPr>
       <w:r>
-        <w:t xml:space="preserve">CAPÍTULO 8 — O MONTE</w:t>
-      </w:r>
-    </w:p>
-    <w:p>
-      <w:r>
-        <w:t xml:space="preserve">Ele acordou numa terça-feira, e a primeira coisa que pediu foram os óculos.</w:t>
+        <w:rPr>
+          <w:rFonts w:ascii="EB Garamond" w:hAnsi="EB Garamond"/>
+          <w:spacing w:val="10"/>
+          <w:sz w:val="34"/>
+          <w:szCs w:val="34"/>
+        </w:rPr>
+        <w:t xml:space="preserve">O MONTE</w:t>
       </w:r>
     </w:p>
     <w:p>
@@ -720,13 +869,21 @@
         <w:ind w:firstLine="0"/>
       </w:pPr>
       <w:r>
+        <w:rPr>
+          <w:smallCaps/>
+        </w:rPr>
+        <w:t xml:space="preserve">Ele acordou numa terça-feira,</w:t>
+      </w:r>
+      <w:r>
+        <w:t xml:space="preserve"> e a primeira coisa que pediu foram os óculos.</w:t>
+      </w:r>
+    </w:p>
+    <w:p>
+      <w:r>
         <w:t xml:space="preserve">Minha mãe estava lá. Foi ela quem me contou, na sala de espera, com a bolsa aberta no colo e o estojo de couro vazio na mão, como se precisasse me mostrar a prova. Tinham tirado o tubo de manhã. Ele tinha aberto os olhos, olhado para o teto, para as luzes, para o rosto borrado dela, e dito com a voz rouca de quem não falava fazia um mês:</w:t>
       </w:r>
     </w:p>
     <w:p>
-      <w:pPr>
-        <w:ind w:firstLine="0"/>
-      </w:pPr>
       <w:r>
         <w:t xml:space="preserve">— Nair. Cadê meus óculos?</w:t>
       </w:r>
@@ -737,21 +894,19 @@
       </w:r>
     </w:p>
     <w:p>
-      <w:pPr>
-        <w:ind w:firstLine="0"/>
-      </w:pPr>
       <w:r>
         <w:t xml:space="preserve">— Não estava — disse minha mãe, e riu, e chorou, as duas coisas ao mesmo tempo, com a mão no peito. — Eu tinha limpado ontem.</w:t>
       </w:r>
     </w:p>
     <w:p>
       <w:pPr>
-        <w:spacing w:before="240" w:after="240"/>
+        <w:keepNext/>
+        <w:spacing w:before="200" w:after="200"/>
         <w:ind w:firstLine="0"/>
         <w:jc w:val="center"/>
       </w:pPr>
       <w:r>
-        <w:t xml:space="preserve">*</w:t>
+        <w:t xml:space="preserve">*   *   *</w:t>
       </w:r>
     </w:p>
     <w:p>
@@ -763,9 +918,6 @@
       </w:r>
     </w:p>
     <w:p>
-      <w:pPr>
-        <w:ind w:firstLine="0"/>
-      </w:pPr>
       <w:r>
         <w:t xml:space="preserve">— Olha quem veio — disse, quando me viu. — A gerente da ótica.</w:t>
       </w:r>
@@ -776,70 +928,46 @@
       </w:r>
     </w:p>
     <w:p>
-      <w:pPr>
-        <w:ind w:firstLine="0"/>
-      </w:pPr>
       <w:r>
         <w:t xml:space="preserve">— Sua mãe disse que o seu tio está vendendo tudo errado.</w:t>
       </w:r>
     </w:p>
     <w:p>
-      <w:pPr>
-        <w:ind w:firstLine="0"/>
-      </w:pPr>
       <w:r>
         <w:t xml:space="preserve">— Está.</w:t>
       </w:r>
     </w:p>
     <w:p>
-      <w:pPr>
-        <w:ind w:firstLine="0"/>
-      </w:pPr>
       <w:r>
         <w:t xml:space="preserve">— Imaginei.</w:t>
       </w:r>
     </w:p>
     <w:p>
       <w:r>
-        <w:t xml:space="preserve">Aí ele contou. Contou como quem conta a história do navio num almoço de domingo, com a mesma voz, as mesmas pausas, só que mais baixo, porque ainda cansava. Disse que tinha estado num monte. Um monte alto, verde, com um vento que ele não sabia descrever. E que Jesus estava lá com ele. Não disse que tinha visto; disse que estava com ele, como quem diz que estava com um amigo. Ficaram conversando. Ele não lembrava sobre o quê.</w:t>
+        <w:t xml:space="preserve">Aí ele contou, como quem conta a história do navio num almoço de ano-novo, só que mais baixo, porque ainda cansava. Disse que tinha estado num monte. Um monte alto, verde, com um vento que ele não sabia descrever. E que Jesus estava lá com ele. Não disse que tinha visto; disse que estava com ele, como quem diz que estava com um amigo. Ficaram conversando. Ele não lembrava sobre o quê.</w:t>
       </w:r>
     </w:p>
     <w:p>
-      <w:pPr>
-        <w:ind w:firstLine="0"/>
-      </w:pPr>
       <w:r>
         <w:t xml:space="preserve">— E o médico estava lá também — disse meu pai.</w:t>
       </w:r>
     </w:p>
     <w:p>
-      <w:pPr>
-        <w:ind w:firstLine="0"/>
-      </w:pPr>
       <w:r>
         <w:t xml:space="preserve">— Que médico?</w:t>
       </w:r>
     </w:p>
     <w:p>
-      <w:pPr>
-        <w:ind w:firstLine="0"/>
-      </w:pPr>
       <w:r>
         <w:t xml:space="preserve">— Esse aí. O de óculos grossos. O que vem de manhã.</w:t>
       </w:r>
     </w:p>
     <w:p>
-      <w:pPr>
-        <w:ind w:firstLine="0"/>
-      </w:pPr>
       <w:r>
         <w:t xml:space="preserve">Nessa hora o médico entrou, como se tivesse ouvido o próprio nome. Era um homem alto, de óculos de lente grossa mesmo, com uma prancheta embaixo do braço, e ficou um pouco sem jeito quando meu pai apontou para ele e disse:</w:t>
       </w:r>
     </w:p>
     <w:p>
-      <w:pPr>
-        <w:ind w:firstLine="0"/>
-      </w:pPr>
       <w:r>
         <w:t xml:space="preserve">— Doutor, o senhor estava no monte. Eu vi.</w:t>
       </w:r>
@@ -856,12 +984,13 @@
     </w:p>
     <w:p>
       <w:pPr>
-        <w:spacing w:before="240" w:after="240"/>
+        <w:keepNext/>
+        <w:spacing w:before="200" w:after="200"/>
         <w:ind w:firstLine="0"/>
         <w:jc w:val="center"/>
       </w:pPr>
       <w:r>
-        <w:t xml:space="preserve">*</w:t>
+        <w:t xml:space="preserve">*   *   *</w:t>
       </w:r>
     </w:p>
     <w:p>
@@ -869,12 +998,12 @@
         <w:ind w:firstLine="0"/>
       </w:pPr>
       <w:r>
-        <w:t xml:space="preserve">Ele foi para o quarto da semi-intensiva numa segunda-feira. Era um quarto com duas camas, janela para o estacionamento e uma televisão presa na parede que só pegava um canal. Parecia um hotel depois da UTI. Minha mãe levou de casa o travesseiro dele, a caneca branca de asa colada e um rádio de pilha. Meus irmãos entraram pela primeira vez e ficaram encostados na parede sem saber onde pôr as mãos, até que meu pai perguntou ao Marcos se o time dele tinha perdido de novo, e o Marcos disse que tinha, e todo mundo riu mais do que a piada merecia.</w:t>
+        <w:t xml:space="preserve">Ele foi para o quarto da semi-intensiva numa segunda-feira. Depois da UTI, parecia um hotel. Minha mãe levou de casa o travesseiro dele, a caneca branca de asa colada e um rádio de pilha. Meus irmãos entraram pela primeira vez e ficaram encostados na parede sem saber onde pôr as mãos, até que meu pai perguntou ao Marcos se o time dele tinha perdido de novo, e o Marcos disse que tinha, e todo mundo riu mais do que a piada merecia.</w:t>
       </w:r>
     </w:p>
     <w:p>
       <w:r>
-        <w:t xml:space="preserve">Foi uma semana boa. Eu me lembro dela como uma semana de sol, embora não saiba se fez sol. Ele comia a gelatina do hospital reclamando, fazia a enfermeira rir, pedia o jornal. Minha mãe voltou a abrir a ótica o dia inteiro. O calendário da paisagem suíça continuava na parede da cozinha, mas ninguém riscava mais os dias.</w:t>
+        <w:t xml:space="preserve">Foi uma semana boa. Ele comia a gelatina do hospital reclamando, fazia a enfermeira rir, pedia o jornal. Minha mãe voltou a abrir a ótica o dia inteiro. O calendário da paisagem suíça continuava na parede da cozinha, mas ninguém riscava mais os dias.</w:t>
       </w:r>
     </w:p>
     <w:p>
@@ -883,17 +1012,11 @@
       </w:r>
     </w:p>
     <w:p>
-      <w:pPr>
-        <w:ind w:firstLine="0"/>
-      </w:pPr>
       <w:r>
         <w:t xml:space="preserve">— Quantos filhos o senhor tem?</w:t>
       </w:r>
     </w:p>
     <w:p>
-      <w:pPr>
-        <w:ind w:firstLine="0"/>
-      </w:pPr>
       <w:r>
         <w:t xml:space="preserve">— Quatro — disse meu pai.</w:t>
       </w:r>
@@ -904,9 +1027,6 @@
       </w:r>
     </w:p>
     <w:p>
-      <w:pPr>
-        <w:ind w:firstLine="0"/>
-      </w:pPr>
       <w:r>
         <w:t xml:space="preserve">— Três, pai — eu disse. — Você está contando o cachorro.</w:t>
       </w:r>
@@ -937,16 +1057,32 @@
       </w:r>
     </w:p>
     <w:p>
-      <w:pPr>
-        <w:ind w:firstLine="0"/>
-      </w:pPr>
       <w:r>
         <w:t xml:space="preserve">— Pode escrever quatro — disse.</w:t>
       </w:r>
     </w:p>
     <w:p>
       <w:pPr>
-        <w:pageBreakBefore/>
+        <w:spacing w:before="0" w:after="0" w:line="20" w:lineRule="exact"/>
+        <w:ind w:firstLine="0"/>
+        <w:sectPr>
+          <w:headerReference w:type="even" r:id="rId9"/>
+          <w:headerReference w:type="default" r:id="rIdHCap3"/>
+          <w:headerReference w:type="first" r:id="rIdHVazio"/>
+          <w:footerReference w:type="even" r:id="rId10"/>
+          <w:footerReference w:type="default" r:id="rId10"/>
+          <w:footerReference w:type="first" r:id="rId10"/>
+          <w:type w:val="nextPage"/>
+          <w:pgSz w:w="7920" w:h="12240"/>
+          <w:pgMar w:top="1000" w:right="870" w:bottom="1000" w:left="1150" w:header="560" w:footer="560" w:gutter="0"/>
+          <w:cols w:space="720"/>
+          <w:titlePg/>
+          <w:docGrid w:linePitch="360"/>
+        </w:sectPr>
+      </w:pPr>
+    </w:p>
+    <w:p>
+      <w:pPr>
         <w:spacing w:before="0" w:after="0"/>
         <w:ind w:firstLine="0"/>
       </w:pPr>
@@ -1029,27 +1165,57 @@
       </w:r>
     </w:p>
     <w:p>
+      <w:pPr>
+        <w:spacing w:before="0" w:after="0" w:line="20" w:lineRule="exact"/>
+        <w:ind w:firstLine="0"/>
+        <w:sectPr>
+          <w:headerReference w:type="even" r:id="rIdHVazio"/>
+          <w:headerReference w:type="default" r:id="rIdHVazio"/>
+          <w:headerReference w:type="first" r:id="rIdHVazio"/>
+          <w:footerReference w:type="even" r:id="rIdFVazio"/>
+          <w:footerReference w:type="default" r:id="rIdFVazio"/>
+          <w:footerReference w:type="first" r:id="rIdFVazio"/>
+          <w:type w:val="nextPage"/>
+          <w:pgSz w:w="7920" w:h="12240"/>
+          <w:pgMar w:top="1000" w:right="870" w:bottom="1000" w:left="1150" w:header="560" w:footer="560" w:gutter="0"/>
+          <w:cols w:space="720"/>
+          <w:docGrid w:linePitch="360"/>
+        </w:sectPr>
+      </w:pPr>
+    </w:p>
+    <w:p>
+      <w:pPr>
+        <w:keepNext/>
+        <w:spacing w:before="1500" w:after="160" w:line="240" w:lineRule="auto"/>
+        <w:ind w:firstLine="0"/>
+        <w:jc w:val="center"/>
+      </w:pPr>
       <w:r>
-        <w:br w:type="page"/>
+        <w:rPr>
+          <w:rFonts w:ascii="EB Garamond" w:hAnsi="EB Garamond"/>
+          <w:color w:val="555555"/>
+          <w:spacing w:val="40"/>
+          <w:sz w:val="19"/>
+          <w:szCs w:val="19"/>
+        </w:rPr>
+        <w:t xml:space="preserve">CAPÍTULO 9</w:t>
       </w:r>
     </w:p>
     <w:p>
       <w:pPr>
-        <w:pStyle w:val="MyChapterTitle"/>
-        <w:spacing w:before="1440" w:after="560"/>
+        <w:keepNext/>
+        <w:spacing w:before="0" w:after="900" w:line="240" w:lineRule="auto"/>
+        <w:ind w:firstLine="0"/>
+        <w:jc w:val="center"/>
       </w:pPr>
       <w:r>
-        <w:t xml:space="preserve">CAPÍTULO 9 — MEIA-NOITE</w:t>
-      </w:r>
-    </w:p>
-    <w:p>
-      <w:r>
-        <w:t xml:space="preserve">A tabela de letras tinha onze linhas, e eu sabia todas de cor.</w:t>
-      </w:r>
-    </w:p>
-    <w:p>
-      <w:r>
-        <w:t xml:space="preserve">A primeira era um E sozinho, enorme, preto. Depois vinham duas letras, depois três, e iam diminuindo até a última linha, onde as letras eram tão pequenas que pareciam formigas enfileiradas. Na ótica, a tabela ficava pendurada na parede do fundo da salinha de exame, a seis metros da cadeira, e quando eu apagava a luz e acendia só o quadro, ela parecia flutuar no escuro.</w:t>
+        <w:rPr>
+          <w:rFonts w:ascii="EB Garamond" w:hAnsi="EB Garamond"/>
+          <w:spacing w:val="10"/>
+          <w:sz w:val="34"/>
+          <w:szCs w:val="34"/>
+        </w:rPr>
+        <w:t xml:space="preserve">MEIA-NOITE</w:t>
       </w:r>
     </w:p>
     <w:p>
@@ -1057,21 +1223,31 @@
         <w:ind w:firstLine="0"/>
       </w:pPr>
       <w:r>
+        <w:rPr>
+          <w:smallCaps/>
+        </w:rPr>
+        <w:t xml:space="preserve">A tabela de letras</w:t>
+      </w:r>
+      <w:r>
+        <w:t xml:space="preserve"> tinha onze linhas, e eu sabia todas de cor.</w:t>
+      </w:r>
+    </w:p>
+    <w:p>
+      <w:r>
+        <w:t xml:space="preserve">A primeira era um E sozinho, enorme, preto, e as letras iam diminuindo até a última linha, onde pareciam formigas enfileiradas. Quando eu apagava a luz da salinha de exame e acendia só o quadro, a tabela parecia flutuar no escuro.</w:t>
+      </w:r>
+    </w:p>
+    <w:p>
+      <w:r>
         <w:t xml:space="preserve">— Lê a quarta linha pra mim, dona Zilda.</w:t>
       </w:r>
     </w:p>
     <w:p>
-      <w:pPr>
-        <w:ind w:firstLine="0"/>
-      </w:pPr>
       <w:r>
         <w:t xml:space="preserve">— P… E… C… F… D.</w:t>
       </w:r>
     </w:p>
     <w:p>
-      <w:pPr>
-        <w:ind w:firstLine="0"/>
-      </w:pPr>
       <w:r>
         <w:t xml:space="preserve">— E a quinta?</w:t>
       </w:r>
@@ -1082,39 +1258,34 @@
       </w:r>
     </w:p>
     <w:p>
-      <w:pPr>
-        <w:ind w:firstLine="0"/>
-      </w:pPr>
       <w:r>
         <w:t xml:space="preserve">— E… F… alguma coisa redonda.</w:t>
       </w:r>
     </w:p>
     <w:p>
-      <w:pPr>
-        <w:ind w:firstLine="0"/>
-      </w:pPr>
       <w:r>
         <w:t xml:space="preserve">— Ótimo. A senhora está indo muito bem.</w:t>
       </w:r>
     </w:p>
     <w:p>
       <w:r>
-        <w:t xml:space="preserve">Eu tinha dezoito anos e estava no segundo ano de optometria. De dia, trabalhava com a minha mãe na ótica: atendia no balcão, ajustava as hastes das armações no aquecedor, limpava as vitrines, fazia o exame de vista quando minha mãe deixava, com ela de pé atrás de mim conferindo cada número que eu anotava. À noite, pegava o ônibus fretado da faculdade, que saía às cinco e meia da praça da matriz e levava mais de duas horas até a outra cidade, e voltava depois das onze, com a cabeça encostada no vidro frio e a apostila de óptica geométrica aberta no colo, sem conseguir ler.</w:t>
+        <w:t xml:space="preserve">Eu tinha dezoito anos e estava no segundo ano de optometria. De dia, trabalhava com a minha mãe na ótica e fazia o exame de vista quando ela deixava, de pé atrás de mim, conferindo cada número que eu anotava. À noite, pegava o ônibus fretado da faculdade na praça da matriz, duas horas até a outra cidade, e voltava depois das onze, com a cabeça encostada no vidro frio e a apostila aberta no colo, sem conseguir ler.</w:t>
       </w:r>
     </w:p>
     <w:p>
       <w:r>
-        <w:t xml:space="preserve">Eu gostava das lentes. Gostava da ideia de que dava para medir exatamente o quanto alguém não enxergava, com número e vírgula, e que dava para corrigir. Menos dois e vinte e cinco no olho direito. Menos um e setenta e cinco no esquerdo. Astigmatismo de zero cinquenta a cento e oitenta graus. Tudo tinha solução. Bastava achar o grau certo.</w:t>
+        <w:t xml:space="preserve">Eu gostava das lentes. Gostava da ideia de que dava para medir exatamente o quanto alguém não enxergava, com número e vírgula, e corrigir. Menos dois e vinte e cinco no olho direito. Menos um e setenta e cinco no esquerdo. Bastava achar o grau certo.</w:t>
       </w:r>
     </w:p>
     <w:p>
       <w:pPr>
-        <w:spacing w:before="240" w:after="240"/>
+        <w:keepNext/>
+        <w:spacing w:before="200" w:after="200"/>
         <w:ind w:firstLine="0"/>
         <w:jc w:val="center"/>
       </w:pPr>
       <w:r>
-        <w:t xml:space="preserve">*</w:t>
+        <w:t xml:space="preserve">*   *   *</w:t>
       </w:r>
     </w:p>
     <w:p>
@@ -1141,33 +1312,21 @@
       </w:r>
     </w:p>
     <w:p>
-      <w:pPr>
-        <w:ind w:firstLine="0"/>
-      </w:pPr>
       <w:r>
         <w:t xml:space="preserve">— Oi, filha.</w:t>
       </w:r>
     </w:p>
     <w:p>
-      <w:pPr>
-        <w:ind w:firstLine="0"/>
-      </w:pPr>
       <w:r>
         <w:t xml:space="preserve">— Oi, pai. Já almoçou?</w:t>
       </w:r>
     </w:p>
     <w:p>
-      <w:pPr>
-        <w:ind w:firstLine="0"/>
-      </w:pPr>
       <w:r>
         <w:t xml:space="preserve">Ele pensou um pouco, como se a pergunta fosse difícil.</w:t>
       </w:r>
     </w:p>
     <w:p>
-      <w:pPr>
-        <w:ind w:firstLine="0"/>
-      </w:pPr>
       <w:r>
         <w:t xml:space="preserve">— Acho que não.</w:t>
       </w:r>
@@ -1179,12 +1338,13 @@
     </w:p>
     <w:p>
       <w:pPr>
-        <w:spacing w:before="240" w:after="240"/>
+        <w:keepNext/>
+        <w:spacing w:before="200" w:after="200"/>
         <w:ind w:firstLine="0"/>
         <w:jc w:val="center"/>
       </w:pPr>
       <w:r>
-        <w:t xml:space="preserve">*</w:t>
+        <w:t xml:space="preserve">*   *   *</w:t>
       </w:r>
     </w:p>
     <w:p>
@@ -1197,7 +1357,7 @@
     </w:p>
     <w:p>
       <w:r>
-        <w:t xml:space="preserve">Descer do ônibus da faculdade às onze e pouco, na praça da matriz, com o cheiro de pastel frito da barraca que já estava fechando. Andar as seis quadras até o terminal, com a chave da quitinete na mão, dentro do bolso do casaco, apertada entre os dedos do jeito que minha mãe tinha ensinado para andar sozinha à noite. Subir a escada de cimento. Abrir a porta devagar para não acordá-lo, embora ele quase nunca estivesse dormindo.</w:t>
+        <w:t xml:space="preserve">Descer do ônibus da faculdade às onze e pouco, na praça da matriz, com o cheiro de pastel frito da barraca que já estava fechando. Andar as seis quadras até o terminal com a chave da quitinete apertada entre os dedos, do jeito que minha mãe tinha ensinado para andar sozinha à noite. Subir a escada de cimento. Abrir a porta devagar para não acordá-lo, embora ele quase nunca estivesse dormindo.</w:t>
       </w:r>
     </w:p>
     <w:p>
@@ -1207,12 +1367,12 @@
     </w:p>
     <w:p>
       <w:r>
-        <w:t xml:space="preserve">Eu acendia a luz da cozinha, só a da cozinha. Abria a geladeira, via o que tinha sobrado da panela do dia anterior, jogava fora o que estava estragado e cozinhava o que dava para cozinhar em meia hora. Arroz quase sempre. Feijão quando minha mãe mandava, congelado, num pote de sorvete que ela me entregava na ótica sem dizer para quem era. Carne moída. Legumes cozidos no shoyu, o nishime das tias, que ele gostava e que eu tinha aprendido a fazer olhando de lado, sem nunca ter prestado atenção.</w:t>
+        <w:t xml:space="preserve">Eu acendia a luz da cozinha, só a da cozinha. Jogava fora o que estava estragado na geladeira e cozinhava o que dava em meia hora. Arroz quase sempre. Feijão quando minha mãe mandava, congelado, num pote de sorvete que ela me entregava na ótica sem dizer para quem era. Carne moída. Legumes cozidos no shoyu, o nishime das tias, que ele gostava e que eu tinha aprendido a fazer olhando de lado, sem nunca ter prestado atenção.</w:t>
       </w:r>
     </w:p>
     <w:p>
       <w:r>
-        <w:t xml:space="preserve">Enquanto a panela chiava, eu lavava a louça do dia, recolhia a roupa do varal do basculante, separava os remédios da semana na caixinha de plástico com os dias escritos na tampa, de domingo a sábado. Conferia se ele tinha tomado os de ontem. Às vezes tinha. Às vezes a casinha da quinta-feira ainda estava cheia no sábado, e eu não perguntava por quê, só guardava os comprimidos de volta no frasco e começava de novo.</w:t>
+        <w:t xml:space="preserve">Enquanto a panela chiava, eu lavava a louça do dia e separava os remédios da semana na caixinha de plástico com os dias escritos na tampa, de domingo a sábado. Conferia se ele tinha tomado os de ontem. Às vezes tinha. Às vezes a casinha da quinta-feira ainda estava cheia no sábado, e eu não perguntava por quê, só guardava os comprimidos de volta no frasco e começava de novo.</w:t>
       </w:r>
     </w:p>
     <w:p>
@@ -1221,33 +1381,21 @@
       </w:r>
     </w:p>
     <w:p>
-      <w:pPr>
-        <w:ind w:firstLine="0"/>
-      </w:pPr>
       <w:r>
         <w:t xml:space="preserve">— Você não precisa vir todo dia.</w:t>
       </w:r>
     </w:p>
     <w:p>
-      <w:pPr>
-        <w:ind w:firstLine="0"/>
-      </w:pPr>
       <w:r>
         <w:t xml:space="preserve">— Eu sei.</w:t>
       </w:r>
     </w:p>
     <w:p>
-      <w:pPr>
-        <w:ind w:firstLine="0"/>
-      </w:pPr>
       <w:r>
         <w:t xml:space="preserve">— Sua mãe não gosta.</w:t>
       </w:r>
     </w:p>
     <w:p>
-      <w:pPr>
-        <w:ind w:firstLine="0"/>
-      </w:pPr>
       <w:r>
         <w:t xml:space="preserve">— Eu sei.</w:t>
       </w:r>
@@ -1258,33 +1406,21 @@
       </w:r>
     </w:p>
     <w:p>
-      <w:pPr>
-        <w:ind w:firstLine="0"/>
-      </w:pPr>
       <w:r>
         <w:t xml:space="preserve">Na ótica, no dia seguinte, uma cliente antiga, dessas que vinham trocar a plaqueta dos óculos só para conversar, me olhou por cima do balcão e disse:</w:t>
       </w:r>
     </w:p>
     <w:p>
-      <w:pPr>
-        <w:ind w:firstLine="0"/>
-      </w:pPr>
       <w:r>
         <w:t xml:space="preserve">— Menina, você está com uma olheira… Está dormindo direito?</w:t>
       </w:r>
     </w:p>
     <w:p>
-      <w:pPr>
-        <w:ind w:firstLine="0"/>
-      </w:pPr>
       <w:r>
         <w:t xml:space="preserve">— Estou, sim. É a faculdade.</w:t>
       </w:r>
     </w:p>
     <w:p>
-      <w:pPr>
-        <w:ind w:firstLine="0"/>
-      </w:pPr>
       <w:r>
         <w:t xml:space="preserve">— Você é igualzinha à sua mãe. Não para nunca.</w:t>
       </w:r>
@@ -1296,7 +1432,26 @@
     </w:p>
     <w:p>
       <w:pPr>
-        <w:pageBreakBefore/>
+        <w:spacing w:before="0" w:after="0" w:line="20" w:lineRule="exact"/>
+        <w:ind w:firstLine="0"/>
+        <w:sectPr>
+          <w:headerReference w:type="even" r:id="rId9"/>
+          <w:headerReference w:type="default" r:id="rIdHCap4"/>
+          <w:headerReference w:type="first" r:id="rIdHVazio"/>
+          <w:footerReference w:type="even" r:id="rId10"/>
+          <w:footerReference w:type="default" r:id="rId10"/>
+          <w:footerReference w:type="first" r:id="rId10"/>
+          <w:type w:val="nextPage"/>
+          <w:pgSz w:w="7920" w:h="12240"/>
+          <w:pgMar w:top="1000" w:right="870" w:bottom="1000" w:left="1150" w:header="560" w:footer="560" w:gutter="0"/>
+          <w:cols w:space="720"/>
+          <w:titlePg/>
+          <w:docGrid w:linePitch="360"/>
+        </w:sectPr>
+      </w:pPr>
+    </w:p>
+    <w:p>
+      <w:pPr>
         <w:spacing w:before="0" w:after="0"/>
         <w:ind w:firstLine="0"/>
       </w:pPr>
@@ -1346,7 +1501,7 @@
     </w:p>
     <w:p>
       <w:pPr>
-        <w:spacing w:before="900" w:after="0" w:line="884" w:lineRule="exact"/>
+        <w:spacing w:before="900" w:after="0" w:line="890" w:lineRule="exact"/>
         <w:ind w:firstLine="0"/>
         <w:jc w:val="left"/>
       </w:pPr>
@@ -1382,18 +1537,33 @@
       </w:r>
     </w:p>
     <w:p>
-      <w:r>
-        <w:br w:type="page"/>
-      </w:r>
+      <w:pPr>
+        <w:spacing w:before="0" w:after="0" w:line="20" w:lineRule="exact"/>
+        <w:ind w:firstLine="0"/>
+        <w:sectPr>
+          <w:headerReference w:type="even" r:id="rIdHVazio"/>
+          <w:headerReference w:type="default" r:id="rIdHVazio"/>
+          <w:headerReference w:type="first" r:id="rIdHVazio"/>
+          <w:footerReference w:type="even" r:id="rIdFVazio"/>
+          <w:footerReference w:type="default" r:id="rIdFVazio"/>
+          <w:footerReference w:type="first" r:id="rIdFVazio"/>
+          <w:type w:val="nextPage"/>
+          <w:pgSz w:w="7920" w:h="12240"/>
+          <w:pgMar w:top="1000" w:right="870" w:bottom="1000" w:left="1150" w:header="560" w:footer="560" w:gutter="0"/>
+          <w:cols w:space="720"/>
+          <w:docGrid w:linePitch="360"/>
+        </w:sectPr>
+      </w:pPr>
     </w:p>
     <w:p>
       <w:pPr>
-        <w:spacing w:before="240" w:after="240"/>
+        <w:keepNext/>
+        <w:spacing w:before="200" w:after="200"/>
         <w:ind w:firstLine="0"/>
         <w:jc w:val="center"/>
       </w:pPr>
       <w:r>
-        <w:t xml:space="preserve">*</w:t>
+        <w:t xml:space="preserve">*   *   *</w:t>
       </w:r>
     </w:p>
     <w:p>
@@ -1420,28 +1590,74 @@
       </w:r>
     </w:p>
     <w:p>
+      <w:pPr>
+        <w:spacing w:before="0" w:after="0" w:line="20" w:lineRule="exact"/>
+        <w:ind w:firstLine="0"/>
+        <w:sectPr>
+          <w:headerReference w:type="even" r:id="rId9"/>
+          <w:headerReference w:type="default" r:id="rIdHCap4"/>
+          <w:headerReference w:type="first" r:id="rIdHVazio"/>
+          <w:footerReference w:type="even" r:id="rId10"/>
+          <w:footerReference w:type="default" r:id="rId10"/>
+          <w:footerReference w:type="first" r:id="rId10"/>
+          <w:type w:val="nextPage"/>
+          <w:pgSz w:w="7920" w:h="12240"/>
+          <w:pgMar w:top="1000" w:right="870" w:bottom="1000" w:left="1150" w:header="560" w:footer="560" w:gutter="0"/>
+          <w:cols w:space="720"/>
+          <w:docGrid w:linePitch="360"/>
+        </w:sectPr>
+      </w:pPr>
+    </w:p>
+    <w:p>
+      <w:pPr>
+        <w:keepNext/>
+        <w:spacing w:before="1500" w:after="160" w:line="240" w:lineRule="auto"/>
+        <w:ind w:firstLine="0"/>
+        <w:jc w:val="center"/>
+      </w:pPr>
       <w:r>
-        <w:br w:type="page"/>
+        <w:rPr>
+          <w:rFonts w:ascii="EB Garamond" w:hAnsi="EB Garamond"/>
+          <w:color w:val="555555"/>
+          <w:spacing w:val="40"/>
+          <w:sz w:val="19"/>
+          <w:szCs w:val="19"/>
+        </w:rPr>
+        <w:t xml:space="preserve">CAPÍTULO 10</w:t>
       </w:r>
     </w:p>
     <w:p>
       <w:pPr>
-        <w:pStyle w:val="MyChapterTitle"/>
-        <w:spacing w:before="1440" w:after="560"/>
+        <w:keepNext/>
+        <w:spacing w:before="0" w:after="900" w:line="240" w:lineRule="auto"/>
+        <w:ind w:firstLine="0"/>
+        <w:jc w:val="center"/>
       </w:pPr>
       <w:r>
-        <w:t xml:space="preserve">CAPÍTULO 10 — A LIGAÇÃO</w:t>
-      </w:r>
-    </w:p>
-    <w:p>
-      <w:r>
-        <w:t xml:space="preserve">O telefone da ótica tocou às três e vinte de uma terça-feira, e fui eu que atendi, porque minha mãe estava na salinha de exame com uma criança que não parava de chorar.</w:t>
+        <w:rPr>
+          <w:rFonts w:ascii="EB Garamond" w:hAnsi="EB Garamond"/>
+          <w:spacing w:val="10"/>
+          <w:sz w:val="34"/>
+          <w:szCs w:val="34"/>
+        </w:rPr>
+        <w:t xml:space="preserve">A LIGAÇÃO</w:t>
       </w:r>
     </w:p>
     <w:p>
       <w:pPr>
         <w:ind w:firstLine="0"/>
       </w:pPr>
+      <w:r>
+        <w:rPr>
+          <w:smallCaps/>
+        </w:rPr>
+        <w:t xml:space="preserve">O telefone da ótica</w:t>
+      </w:r>
+      <w:r>
+        <w:t xml:space="preserve"> tocou às três e vinte de uma terça-feira, e fui eu que atendi, porque minha mãe estava na salinha de exame com uma criança que não parava de chorar.</w:t>
+      </w:r>
+    </w:p>
+    <w:p>
       <w:r>
         <w:t xml:space="preserve">— Ótica, boa tarde.</w:t>
       </w:r>
@@ -1452,9 +1668,6 @@
       </w:r>
     </w:p>
     <w:p>
-      <w:pPr>
-        <w:ind w:firstLine="0"/>
-      </w:pPr>
       <w:r>
         <w:t xml:space="preserve">— Para qual hospital? — perguntei.</w:t>
       </w:r>
@@ -1476,12 +1689,13 @@
     </w:p>
     <w:p>
       <w:pPr>
-        <w:spacing w:before="240" w:after="240"/>
+        <w:keepNext/>
+        <w:spacing w:before="200" w:after="200"/>
         <w:ind w:firstLine="0"/>
         <w:jc w:val="center"/>
       </w:pPr>
       <w:r>
-        <w:t xml:space="preserve">*</w:t>
+        <w:t xml:space="preserve">*   *   *</w:t>
       </w:r>
     </w:p>
     <w:p>
@@ -1489,7 +1703,7 @@
         <w:ind w:firstLine="0"/>
       </w:pPr>
       <w:r>
-        <w:t xml:space="preserve">O pronto-socorro tinha a mesma luz branca da UTI de anos antes, e o mesmo bebedouro que fazia barulho de afogado. Ou talvez fosse outro bebedouro igual. Todos os hospitais daquela cidade pareciam ter sido comprados na mesma loja.</w:t>
+        <w:t xml:space="preserve">O pronto-socorro tinha a mesma luz branca da UTI de anos antes, e o mesmo bebedouro que fazia barulho de afogado, ou outro igual.</w:t>
       </w:r>
     </w:p>
     <w:p>
@@ -1499,7 +1713,7 @@
     </w:p>
     <w:p>
       <w:r>
-        <w:t xml:space="preserve">Não me deixaram ver meu pai. Estavam fazendo os procedimentos, disse uma enfermeira, e a palavra "procedimentos" ficou pendurada no ar como a plaquinha de fechado na porta da ótica. Me deram uma prancheta com um formulário. Eu preenchi tudo. Nome completo, data de nascimento, alergias, endereço, convênio. Eu sabia tudo. Sabia o número do documento dele de cor, porque tinha preenchido a ficha dele na ótica umas três vezes.</w:t>
+        <w:t xml:space="preserve">Não me deixaram ver meu pai. Estavam fazendo os procedimentos, disse uma enfermeira, e a palavra "procedimentos" ficou pendurada no ar como a plaquinha de fechado na porta da ótica. Me deram uma prancheta com um formulário. Eu sabia tudo. Sabia o número do documento dele de cor, porque tinha preenchido a ficha dele na ótica umas três vezes.</w:t>
       </w:r>
     </w:p>
     <w:p>
@@ -1508,9 +1722,6 @@
       </w:r>
     </w:p>
     <w:p>
-      <w:pPr>
-        <w:ind w:firstLine="0"/>
-      </w:pPr>
       <w:r>
         <w:t xml:space="preserve">— Eu.</w:t>
       </w:r>
@@ -1521,17 +1732,11 @@
       </w:r>
     </w:p>
     <w:p>
-      <w:pPr>
-        <w:ind w:firstLine="0"/>
-      </w:pPr>
       <w:r>
         <w:t xml:space="preserve">— A gente precisa saber exatamente o que ele tomou. A quantidade, se possível. O vizinho trouxe a caixinha, mas está vazia.</w:t>
       </w:r>
     </w:p>
     <w:p>
-      <w:pPr>
-        <w:ind w:firstLine="0"/>
-      </w:pPr>
       <w:r>
         <w:t xml:space="preserve">— Eu sei o que tinha.</w:t>
       </w:r>
@@ -1542,25 +1747,16 @@
       </w:r>
     </w:p>
     <w:p>
-      <w:pPr>
-        <w:ind w:firstLine="0"/>
-      </w:pPr>
       <w:r>
         <w:t xml:space="preserve">— Você é da área da saúde?</w:t>
       </w:r>
     </w:p>
     <w:p>
-      <w:pPr>
-        <w:ind w:firstLine="0"/>
-      </w:pPr>
       <w:r>
         <w:t xml:space="preserve">— Optometria. Segundo ano.</w:t>
       </w:r>
     </w:p>
     <w:p>
-      <w:pPr>
-        <w:ind w:firstLine="0"/>
-      </w:pPr>
       <w:r>
         <w:t xml:space="preserve">— Ah.</w:t>
       </w:r>
@@ -1572,12 +1768,13 @@
     </w:p>
     <w:p>
       <w:pPr>
-        <w:spacing w:before="240" w:after="240"/>
+        <w:keepNext/>
+        <w:spacing w:before="200" w:after="200"/>
         <w:ind w:firstLine="0"/>
         <w:jc w:val="center"/>
       </w:pPr>
       <w:r>
-        <w:t xml:space="preserve">*</w:t>
+        <w:t xml:space="preserve">*   *   *</w:t>
       </w:r>
     </w:p>
     <w:p>
@@ -1590,7 +1787,7 @@
     </w:p>
     <w:p>
       <w:r>
-        <w:t xml:space="preserve">Eu não fui para casa. Liguei para a minha mãe do celular, com o último crédito, e contei tudo, na ordem, sem pular nada, com a mesma voz com que tinha anotado o endereço. Do outro lado, ela ficou em silêncio muito tempo. Depois disse que ia fechar a ótica e vir. Eu disse que não precisava. Ela disse que ia vir. Eu disse que não precisava, mãe, que estava tudo sob controle, que ele estava estável, que eu estava bem. Ela não veio. Até hoje não sei se não veio porque eu pedi ou porque não conseguiu.</w:t>
+        <w:t xml:space="preserve">Eu não fui para casa. Liguei para a minha mãe do celular, com o último crédito, e contei tudo, na ordem, sem pular nada, com a mesma voz com que tinha anotado o endereço. Do outro lado, ela ficou em silêncio muito tempo. Depois disse que ia fechar a ótica e vir. Eu disse que não precisava. Ela disse que ia vir. Eu disse que não precisava, mãe, que estava tudo sob controle, que ele estava estável, que eu estava bem. Ela não veio. Nunca perguntei se foi porque eu pedi ou porque não conseguiu.</w:t>
       </w:r>
     </w:p>
     <w:p>
@@ -1609,9 +1806,6 @@
       </w:r>
     </w:p>
     <w:p>
-      <w:pPr>
-        <w:ind w:firstLine="0"/>
-      </w:pPr>
       <w:r>
         <w:t xml:space="preserve">Perto das nove, alguém sentou do meu lado.</w:t>
       </w:r>
@@ -1632,19 +1826,22 @@
       </w:r>
     </w:p>
     <w:p>
-      <w:pPr>
-        <w:ind w:firstLine="0"/>
-      </w:pPr>
       <w:r>
         <w:t xml:space="preserve">Eu comi três antes de notar que estava comendo.</w:t>
       </w:r>
     </w:p>
     <w:sectPr>
-      <w:headerReference w:type="default" r:id="rId9"/>
+      <w:headerReference w:type="even" r:id="rId9"/>
+      <w:headerReference w:type="default" r:id="rIdHCap5"/>
+      <w:headerReference w:type="first" r:id="rIdHVazio"/>
+      <w:footerReference w:type="even" r:id="rId10"/>
       <w:footerReference w:type="default" r:id="rId10"/>
+      <w:footerReference w:type="first" r:id="rId10"/>
+      <w:type w:val="nextPage"/>
       <w:pgSz w:w="7920" w:h="12240"/>
-      <w:pgMar w:top="1037" w:right="979" w:bottom="1037" w:left="1123" w:header="403" w:footer="461" w:gutter="0"/>
+      <w:pgMar w:top="1000" w:right="870" w:bottom="1000" w:left="1150" w:header="560" w:footer="560" w:gutter="0"/>
       <w:cols w:space="720"/>
+      <w:titlePg/>
       <w:docGrid w:linePitch="360"/>
     </w:sectPr>
   </w:body>
@@ -1671,6 +1868,17 @@
 </w:ftr>
 </file>
 
+<file path=word/footer_vazio.xml><?xml version="1.0" encoding="utf-8"?>
+<w:ftr xmlns:m="http://schemas.openxmlformats.org/officeDocument/2006/math" xmlns:mc="http://schemas.openxmlformats.org/markup-compatibility/2006" xmlns:mo="http://schemas.microsoft.com/office/mac/office/2008/main" xmlns:mv="urn:schemas-microsoft-com:mac:vml" xmlns:o="urn:schemas-microsoft-com:office:office" xmlns:r="http://schemas.openxmlformats.org/officeDocument/2006/relationships" xmlns:v="urn:schemas-microsoft-com:vml" xmlns:w10="urn:schemas-microsoft-com:office:word" xmlns:w14="http://schemas.microsoft.com/office/word/2010/wordml" xmlns:w="http://schemas.openxmlformats.org/wordprocessingml/2006/main" xmlns:wne="http://schemas.microsoft.com/office/word/2006/wordml" xmlns:wp14="http://schemas.microsoft.com/office/word/2010/wordprocessingDrawing" xmlns:wp="http://schemas.openxmlformats.org/drawingml/2006/wordprocessingDrawing" xmlns:wpc="http://schemas.microsoft.com/office/word/2010/wordprocessingCanvas" xmlns:wpg="http://schemas.microsoft.com/office/word/2010/wordprocessingGroup" xmlns:wpi="http://schemas.microsoft.com/office/word/2010/wordprocessingInk" xmlns:wps="http://schemas.microsoft.com/office/word/2010/wordprocessingShape" mc:Ignorable="w14 wp14">
+  <w:p>
+    <w:pPr>
+      <w:pStyle w:val="Header"/>
+      <w:jc w:val="center"/>
+    </w:pPr>
+  </w:p>
+</w:ftr>
+</file>
+
 <file path=word/header1.xml><?xml version="1.0" encoding="utf-8"?>
 <w:hdr xmlns:m="http://schemas.openxmlformats.org/officeDocument/2006/math" xmlns:mc="http://schemas.openxmlformats.org/markup-compatibility/2006" xmlns:mo="http://schemas.microsoft.com/office/mac/office/2008/main" xmlns:mv="urn:schemas-microsoft-com:mac:vml" xmlns:o="urn:schemas-microsoft-com:office:office" xmlns:r="http://schemas.openxmlformats.org/officeDocument/2006/relationships" xmlns:v="urn:schemas-microsoft-com:vml" xmlns:w10="urn:schemas-microsoft-com:office:word" xmlns:w14="http://schemas.microsoft.com/office/word/2010/wordml" xmlns:w="http://schemas.openxmlformats.org/wordprocessingml/2006/main" xmlns:wne="http://schemas.microsoft.com/office/word/2006/wordml" xmlns:wp14="http://schemas.microsoft.com/office/word/2010/wordprocessingDrawing" xmlns:wp="http://schemas.openxmlformats.org/drawingml/2006/wordprocessingDrawing" xmlns:wpc="http://schemas.microsoft.com/office/word/2010/wordprocessingCanvas" xmlns:wpg="http://schemas.microsoft.com/office/word/2010/wordprocessingGroup" xmlns:wpi="http://schemas.microsoft.com/office/word/2010/wordprocessingInk" xmlns:wps="http://schemas.microsoft.com/office/word/2010/wordprocessingShape" mc:Ignorable="w14 wp14">
   <w:p>
@@ -1686,6 +1894,112 @@
       </w:rPr>
       <w:t>A MENINA ELEFANTE</w:t>
     </w:r>
+  </w:p>
+</w:hdr>
+</file>
+
+<file path=word/header_cap1.xml><?xml version="1.0" encoding="utf-8"?>
+<w:hdr xmlns:m="http://schemas.openxmlformats.org/officeDocument/2006/math" xmlns:mc="http://schemas.openxmlformats.org/markup-compatibility/2006" xmlns:mo="http://schemas.microsoft.com/office/mac/office/2008/main" xmlns:mv="urn:schemas-microsoft-com:mac:vml" xmlns:o="urn:schemas-microsoft-com:office:office" xmlns:r="http://schemas.openxmlformats.org/officeDocument/2006/relationships" xmlns:v="urn:schemas-microsoft-com:vml" xmlns:w10="urn:schemas-microsoft-com:office:word" xmlns:w14="http://schemas.microsoft.com/office/word/2010/wordml" xmlns:w="http://schemas.openxmlformats.org/wordprocessingml/2006/main" xmlns:wne="http://schemas.microsoft.com/office/word/2006/wordml" xmlns:wp14="http://schemas.microsoft.com/office/word/2010/wordprocessingDrawing" xmlns:wp="http://schemas.openxmlformats.org/drawingml/2006/wordprocessingDrawing" xmlns:wpc="http://schemas.microsoft.com/office/word/2010/wordprocessingCanvas" xmlns:wpg="http://schemas.microsoft.com/office/word/2010/wordprocessingGroup" xmlns:wpi="http://schemas.microsoft.com/office/word/2010/wordprocessingInk" xmlns:wps="http://schemas.microsoft.com/office/word/2010/wordprocessingShape" mc:Ignorable="w14 wp14">
+  <w:p>
+    <w:pPr>
+      <w:pStyle w:val="Header"/>
+      <w:jc w:val="center"/>
+    </w:pPr>
+    <w:r>
+      <w:rPr>
+        <w:rFonts w:ascii="EB Garamond" w:hAnsi="EB Garamond"/>
+        <w:i/>
+        <w:sz w:val="17"/>
+      </w:rPr>
+      <w:t xml:space="preserve">A SALA</w:t>
+    </w:r>
+  </w:p>
+</w:hdr>
+</file>
+
+<file path=word/header_cap2.xml><?xml version="1.0" encoding="utf-8"?>
+<w:hdr xmlns:m="http://schemas.openxmlformats.org/officeDocument/2006/math" xmlns:mc="http://schemas.openxmlformats.org/markup-compatibility/2006" xmlns:mo="http://schemas.microsoft.com/office/mac/office/2008/main" xmlns:mv="urn:schemas-microsoft-com:mac:vml" xmlns:o="urn:schemas-microsoft-com:office:office" xmlns:r="http://schemas.openxmlformats.org/officeDocument/2006/relationships" xmlns:v="urn:schemas-microsoft-com:vml" xmlns:w10="urn:schemas-microsoft-com:office:word" xmlns:w14="http://schemas.microsoft.com/office/word/2010/wordml" xmlns:w="http://schemas.openxmlformats.org/wordprocessingml/2006/main" xmlns:wne="http://schemas.microsoft.com/office/word/2006/wordml" xmlns:wp14="http://schemas.microsoft.com/office/word/2010/wordprocessingDrawing" xmlns:wp="http://schemas.openxmlformats.org/drawingml/2006/wordprocessingDrawing" xmlns:wpc="http://schemas.microsoft.com/office/word/2010/wordprocessingCanvas" xmlns:wpg="http://schemas.microsoft.com/office/word/2010/wordprocessingGroup" xmlns:wpi="http://schemas.microsoft.com/office/word/2010/wordprocessingInk" xmlns:wps="http://schemas.microsoft.com/office/word/2010/wordprocessingShape" mc:Ignorable="w14 wp14">
+  <w:p>
+    <w:pPr>
+      <w:pStyle w:val="Header"/>
+      <w:jc w:val="center"/>
+    </w:pPr>
+    <w:r>
+      <w:rPr>
+        <w:rFonts w:ascii="EB Garamond" w:hAnsi="EB Garamond"/>
+        <w:i/>
+        <w:sz w:val="17"/>
+      </w:rPr>
+      <w:t xml:space="preserve">TRINTA DIAS</w:t>
+    </w:r>
+  </w:p>
+</w:hdr>
+</file>
+
+<file path=word/header_cap3.xml><?xml version="1.0" encoding="utf-8"?>
+<w:hdr xmlns:m="http://schemas.openxmlformats.org/officeDocument/2006/math" xmlns:mc="http://schemas.openxmlformats.org/markup-compatibility/2006" xmlns:mo="http://schemas.microsoft.com/office/mac/office/2008/main" xmlns:mv="urn:schemas-microsoft-com:mac:vml" xmlns:o="urn:schemas-microsoft-com:office:office" xmlns:r="http://schemas.openxmlformats.org/officeDocument/2006/relationships" xmlns:v="urn:schemas-microsoft-com:vml" xmlns:w10="urn:schemas-microsoft-com:office:word" xmlns:w14="http://schemas.microsoft.com/office/word/2010/wordml" xmlns:w="http://schemas.openxmlformats.org/wordprocessingml/2006/main" xmlns:wne="http://schemas.microsoft.com/office/word/2006/wordml" xmlns:wp14="http://schemas.microsoft.com/office/word/2010/wordprocessingDrawing" xmlns:wp="http://schemas.openxmlformats.org/drawingml/2006/wordprocessingDrawing" xmlns:wpc="http://schemas.microsoft.com/office/word/2010/wordprocessingCanvas" xmlns:wpg="http://schemas.microsoft.com/office/word/2010/wordprocessingGroup" xmlns:wpi="http://schemas.microsoft.com/office/word/2010/wordprocessingInk" xmlns:wps="http://schemas.microsoft.com/office/word/2010/wordprocessingShape" mc:Ignorable="w14 wp14">
+  <w:p>
+    <w:pPr>
+      <w:pStyle w:val="Header"/>
+      <w:jc w:val="center"/>
+    </w:pPr>
+    <w:r>
+      <w:rPr>
+        <w:rFonts w:ascii="EB Garamond" w:hAnsi="EB Garamond"/>
+        <w:i/>
+        <w:sz w:val="17"/>
+      </w:rPr>
+      <w:t xml:space="preserve">O MONTE</w:t>
+    </w:r>
+  </w:p>
+</w:hdr>
+</file>
+
+<file path=word/header_cap4.xml><?xml version="1.0" encoding="utf-8"?>
+<w:hdr xmlns:m="http://schemas.openxmlformats.org/officeDocument/2006/math" xmlns:mc="http://schemas.openxmlformats.org/markup-compatibility/2006" xmlns:mo="http://schemas.microsoft.com/office/mac/office/2008/main" xmlns:mv="urn:schemas-microsoft-com:mac:vml" xmlns:o="urn:schemas-microsoft-com:office:office" xmlns:r="http://schemas.openxmlformats.org/officeDocument/2006/relationships" xmlns:v="urn:schemas-microsoft-com:vml" xmlns:w10="urn:schemas-microsoft-com:office:word" xmlns:w14="http://schemas.microsoft.com/office/word/2010/wordml" xmlns:w="http://schemas.openxmlformats.org/wordprocessingml/2006/main" xmlns:wne="http://schemas.microsoft.com/office/word/2006/wordml" xmlns:wp14="http://schemas.microsoft.com/office/word/2010/wordprocessingDrawing" xmlns:wp="http://schemas.openxmlformats.org/drawingml/2006/wordprocessingDrawing" xmlns:wpc="http://schemas.microsoft.com/office/word/2010/wordprocessingCanvas" xmlns:wpg="http://schemas.microsoft.com/office/word/2010/wordprocessingGroup" xmlns:wpi="http://schemas.microsoft.com/office/word/2010/wordprocessingInk" xmlns:wps="http://schemas.microsoft.com/office/word/2010/wordprocessingShape" mc:Ignorable="w14 wp14">
+  <w:p>
+    <w:pPr>
+      <w:pStyle w:val="Header"/>
+      <w:jc w:val="center"/>
+    </w:pPr>
+    <w:r>
+      <w:rPr>
+        <w:rFonts w:ascii="EB Garamond" w:hAnsi="EB Garamond"/>
+        <w:i/>
+        <w:sz w:val="17"/>
+      </w:rPr>
+      <w:t xml:space="preserve">MEIA-NOITE</w:t>
+    </w:r>
+  </w:p>
+</w:hdr>
+</file>
+
+<file path=word/header_cap5.xml><?xml version="1.0" encoding="utf-8"?>
+<w:hdr xmlns:m="http://schemas.openxmlformats.org/officeDocument/2006/math" xmlns:mc="http://schemas.openxmlformats.org/markup-compatibility/2006" xmlns:mo="http://schemas.microsoft.com/office/mac/office/2008/main" xmlns:mv="urn:schemas-microsoft-com:mac:vml" xmlns:o="urn:schemas-microsoft-com:office:office" xmlns:r="http://schemas.openxmlformats.org/officeDocument/2006/relationships" xmlns:v="urn:schemas-microsoft-com:vml" xmlns:w10="urn:schemas-microsoft-com:office:word" xmlns:w14="http://schemas.microsoft.com/office/word/2010/wordml" xmlns:w="http://schemas.openxmlformats.org/wordprocessingml/2006/main" xmlns:wne="http://schemas.microsoft.com/office/word/2006/wordml" xmlns:wp14="http://schemas.microsoft.com/office/word/2010/wordprocessingDrawing" xmlns:wp="http://schemas.openxmlformats.org/drawingml/2006/wordprocessingDrawing" xmlns:wpc="http://schemas.microsoft.com/office/word/2010/wordprocessingCanvas" xmlns:wpg="http://schemas.microsoft.com/office/word/2010/wordprocessingGroup" xmlns:wpi="http://schemas.microsoft.com/office/word/2010/wordprocessingInk" xmlns:wps="http://schemas.microsoft.com/office/word/2010/wordprocessingShape" mc:Ignorable="w14 wp14">
+  <w:p>
+    <w:pPr>
+      <w:pStyle w:val="Header"/>
+      <w:jc w:val="center"/>
+    </w:pPr>
+    <w:r>
+      <w:rPr>
+        <w:rFonts w:ascii="EB Garamond" w:hAnsi="EB Garamond"/>
+        <w:i/>
+        <w:sz w:val="17"/>
+      </w:rPr>
+      <w:t xml:space="preserve">A LIGAÇÃO</w:t>
+    </w:r>
+  </w:p>
+</w:hdr>
+</file>
+
+<file path=word/header_vazio.xml><?xml version="1.0" encoding="utf-8"?>
+<w:hdr xmlns:m="http://schemas.openxmlformats.org/officeDocument/2006/math" xmlns:mc="http://schemas.openxmlformats.org/markup-compatibility/2006" xmlns:mo="http://schemas.microsoft.com/office/mac/office/2008/main" xmlns:mv="urn:schemas-microsoft-com:mac:vml" xmlns:o="urn:schemas-microsoft-com:office:office" xmlns:r="http://schemas.openxmlformats.org/officeDocument/2006/relationships" xmlns:v="urn:schemas-microsoft-com:vml" xmlns:w10="urn:schemas-microsoft-com:office:word" xmlns:w14="http://schemas.microsoft.com/office/word/2010/wordml" xmlns:w="http://schemas.openxmlformats.org/wordprocessingml/2006/main" xmlns:wne="http://schemas.microsoft.com/office/word/2006/wordml" xmlns:wp14="http://schemas.microsoft.com/office/word/2010/wordprocessingDrawing" xmlns:wp="http://schemas.openxmlformats.org/drawingml/2006/wordprocessingDrawing" xmlns:wpc="http://schemas.microsoft.com/office/word/2010/wordprocessingCanvas" xmlns:wpg="http://schemas.microsoft.com/office/word/2010/wordprocessingGroup" xmlns:wpi="http://schemas.microsoft.com/office/word/2010/wordprocessingInk" xmlns:wps="http://schemas.microsoft.com/office/word/2010/wordprocessingShape" mc:Ignorable="w14 wp14">
+  <w:p>
+    <w:pPr>
+      <w:pStyle w:val="Header"/>
+      <w:jc w:val="center"/>
+    </w:pPr>
   </w:p>
 </w:hdr>
 </file>
@@ -1901,7 +2215,7 @@
         <w:rFonts w:asciiTheme="minorHAnsi" w:eastAsiaTheme="minorEastAsia" w:hAnsiTheme="minorHAnsi" w:cstheme="minorBidi"/>
         <w:sz w:val="22"/>
         <w:szCs w:val="22"/>
-        <w:lang w:val="en-US" w:eastAsia="en-US" w:bidi="ar-SA"/>
+        <w:lang w:val="pt-BR" w:eastAsia="ja-JP" w:bidi="ar-SA"/>
       </w:rPr>
     </w:rPrDefault>
     <w:pPrDefault>
@@ -2052,15 +2366,17 @@
   <w:style w:type="paragraph" w:default="1" w:styleId="Normal">
     <w:name w:val="Normal"/>
     <w:qFormat/>
-    <w:rsid w:val="00FC693F"/>
-    <w:pPr>
-      <w:spacing w:line="307" w:lineRule="auto" w:after="44"/>
-      <w:ind w:firstLine="331"/>
+    <w:pPr>
+      <w:widowControl/>
+      <w:spacing w:after="0" w:line="352" w:lineRule="exact"/>
+      <w:ind w:firstLine="340"/>
       <w:jc w:val="both"/>
     </w:pPr>
     <w:rPr>
-      <w:rFonts w:ascii="EB Garamond" w:hAnsi="EB Garamond" w:eastAsia="EB Garamond"/>
-      <w:sz w:val="26"/>
+      <w:rFonts w:ascii="EB Garamond" w:hAnsi="EB Garamond" w:eastAsia="EB Garamond" w:cs="EB Garamond"/>
+      <w:sz w:val="24"/>
+      <w:szCs w:val="24"/>
+      <w:lang w:val="pt-BR"/>
     </w:rPr>
   </w:style>
   <w:style w:type="paragraph" w:styleId="Header">
@@ -2076,6 +2392,8 @@
         <w:tab w:val="right" w:pos="9360"/>
       </w:tabs>
       <w:spacing w:after="0" w:line="240" w:lineRule="auto"/>
+      <w:ind w:firstLine="0"/>
+      <w:jc w:val="center"/>
     </w:pPr>
   </w:style>
   <w:style w:type="character" w:customStyle="1" w:styleId="HeaderChar">
@@ -2098,6 +2416,8 @@
         <w:tab w:val="right" w:pos="9360"/>
       </w:tabs>
       <w:spacing w:after="0" w:line="240" w:lineRule="auto"/>
+      <w:ind w:firstLine="0"/>
+      <w:jc w:val="center"/>
     </w:pPr>
   </w:style>
   <w:style w:type="character" w:customStyle="1" w:styleId="FooterChar">

--- a/menina_elefante/saidas/A_Menina_Elefante_V2_Parte_II.docx
+++ b/menina_elefante/saidas/A_Menina_Elefante_V2_Parte_II.docx
@@ -255,7 +255,7 @@
               <a:graphicData uri="http://schemas.openxmlformats.org/drawingml/2006/picture">
                 <pic:pic xmlns:pic="http://schemas.openxmlformats.org/drawingml/2006/picture">
                   <pic:nvPicPr>
-                    <pic:cNvPr id="1001" name="destaque_vinha_esq.png"/>
+                    <pic:cNvPr id="1001" name="destaque_oliveira_cruzada_esq.png"/>
                     <pic:cNvPicPr/>
                   </pic:nvPicPr>
                   <pic:blipFill>
@@ -616,7 +616,7 @@
               <a:graphicData uri="http://schemas.openxmlformats.org/drawingml/2006/picture">
                 <pic:pic xmlns:pic="http://schemas.openxmlformats.org/drawingml/2006/picture">
                   <pic:nvPicPr>
-                    <pic:cNvPr id="1002" name="destaque_ramo_dir.png"/>
+                    <pic:cNvPr id="1002" name="destaque_oliveira_arco_dir.png"/>
                     <pic:cNvPicPr/>
                   </pic:nvPicPr>
                   <pic:blipFill>
@@ -1105,7 +1105,7 @@
               <a:graphicData uri="http://schemas.openxmlformats.org/drawingml/2006/picture">
                 <pic:pic xmlns:pic="http://schemas.openxmlformats.org/drawingml/2006/picture">
                   <pic:nvPicPr>
-                    <pic:cNvPr id="1003" name="destaque_relogio_esq.png"/>
+                    <pic:cNvPr id="1003" name="destaque_oliveira_longa_esq.png"/>
                     <pic:cNvPicPr/>
                   </pic:nvPicPr>
                   <pic:blipFill>
@@ -1474,7 +1474,7 @@
               <a:graphicData uri="http://schemas.openxmlformats.org/drawingml/2006/picture">
                 <pic:pic xmlns:pic="http://schemas.openxmlformats.org/drawingml/2006/picture">
                   <pic:nvPicPr>
-                    <pic:cNvPr id="1004" name="destaque_vinha_dir.png"/>
+                    <pic:cNvPr id="1004" name="destaque_oliveira_cruzada_dir.png"/>
                     <pic:cNvPicPr/>
                   </pic:nvPicPr>
                   <pic:blipFill>

--- a/menina_elefante/saidas/A_Menina_Elefante_V2_Parte_II.docx
+++ b/menina_elefante/saidas/A_Menina_Elefante_V2_Parte_II.docx
@@ -255,7 +255,7 @@
               <a:graphicData uri="http://schemas.openxmlformats.org/drawingml/2006/picture">
                 <pic:pic xmlns:pic="http://schemas.openxmlformats.org/drawingml/2006/picture">
                   <pic:nvPicPr>
-                    <pic:cNvPr id="1001" name="destaque_oliveira_cruzada_esq.png"/>
+                    <pic:cNvPr id="1001" name="destaque_oliveira_longa_esq.png"/>
                     <pic:cNvPicPr/>
                   </pic:nvPicPr>
                   <pic:blipFill>
@@ -282,7 +282,7 @@
     </w:p>
     <w:p>
       <w:pPr>
-        <w:spacing w:before="900" w:after="0" w:line="819" w:lineRule="exact"/>
+        <w:spacing w:before="900" w:after="0" w:line="773" w:lineRule="exact"/>
         <w:ind w:firstLine="0"/>
         <w:jc w:val="right"/>
       </w:pPr>
@@ -291,8 +291,8 @@
           <w:rFonts w:ascii="Bebas Neue" w:hAnsi="Bebas Neue" w:cs="Bebas Neue"/>
           <w:caps/>
           <w:color w:val="A9A9A4"/>
-          <w:sz w:val="80"/>
-          <w:szCs w:val="80"/>
+          <w:sz w:val="74"/>
+          <w:szCs w:val="74"/>
         </w:rPr>
         <w:t xml:space="preserve">PRECISAVA DE ALGUMA COISA PEQUENA, </w:t>
       </w:r>
@@ -301,8 +301,8 @@
           <w:rFonts w:ascii="Bebas Neue" w:hAnsi="Bebas Neue" w:cs="Bebas Neue"/>
           <w:caps/>
           <w:color w:val="FFFFFF"/>
-          <w:sz w:val="80"/>
-          <w:szCs w:val="80"/>
+          <w:sz w:val="74"/>
+          <w:szCs w:val="74"/>
         </w:rPr>
         <w:t xml:space="preserve">DO TAMANHO DE UMA TARDE COMUM</w:t>
       </w:r>
@@ -311,8 +311,8 @@
           <w:rFonts w:ascii="Bebas Neue" w:hAnsi="Bebas Neue" w:cs="Bebas Neue"/>
           <w:caps/>
           <w:color w:val="A9A9A4"/>
-          <w:sz w:val="80"/>
-          <w:szCs w:val="80"/>
+          <w:sz w:val="74"/>
+          <w:szCs w:val="74"/>
         </w:rPr>
         <w:t xml:space="preserve">, ONDE EU PUDESSE PÔR O PÉ.</w:t>
       </w:r>
@@ -616,7 +616,7 @@
               <a:graphicData uri="http://schemas.openxmlformats.org/drawingml/2006/picture">
                 <pic:pic xmlns:pic="http://schemas.openxmlformats.org/drawingml/2006/picture">
                   <pic:nvPicPr>
-                    <pic:cNvPr id="1002" name="destaque_oliveira_arco_dir.png"/>
+                    <pic:cNvPr id="1002" name="destaque_oliveira_coroa_dir.png"/>
                     <pic:cNvPicPr/>
                   </pic:nvPicPr>
                   <pic:blipFill>
@@ -643,7 +643,7 @@
     </w:p>
     <w:p>
       <w:pPr>
-        <w:spacing w:before="900" w:after="0" w:line="1139" w:lineRule="exact"/>
+        <w:spacing w:before="900" w:after="0" w:line="1076" w:lineRule="exact"/>
         <w:ind w:firstLine="0"/>
         <w:jc w:val="left"/>
       </w:pPr>
@@ -652,8 +652,8 @@
           <w:rFonts w:ascii="Bebas Neue" w:hAnsi="Bebas Neue" w:cs="Bebas Neue"/>
           <w:caps/>
           <w:color w:val="A9A9A4"/>
-          <w:sz w:val="110"/>
-          <w:szCs w:val="110"/>
+          <w:sz w:val="104"/>
+          <w:szCs w:val="104"/>
         </w:rPr>
         <w:t xml:space="preserve">DEIXA ELE ACORDAR E EU </w:t>
       </w:r>
@@ -662,8 +662,8 @@
           <w:rFonts w:ascii="Bebas Neue" w:hAnsi="Bebas Neue" w:cs="Bebas Neue"/>
           <w:caps/>
           <w:color w:val="FFFFFF"/>
-          <w:sz w:val="110"/>
-          <w:szCs w:val="110"/>
+          <w:sz w:val="104"/>
+          <w:szCs w:val="104"/>
         </w:rPr>
         <w:t xml:space="preserve">NUNCA MAIS TE PEÇO NADA</w:t>
       </w:r>
@@ -672,8 +672,8 @@
           <w:rFonts w:ascii="Bebas Neue" w:hAnsi="Bebas Neue" w:cs="Bebas Neue"/>
           <w:caps/>
           <w:color w:val="A9A9A4"/>
-          <w:sz w:val="110"/>
-          <w:szCs w:val="110"/>
+          <w:sz w:val="104"/>
+          <w:szCs w:val="104"/>
         </w:rPr>
         <w:t xml:space="preserve">.</w:t>
       </w:r>
@@ -1105,7 +1105,7 @@
               <a:graphicData uri="http://schemas.openxmlformats.org/drawingml/2006/picture">
                 <pic:pic xmlns:pic="http://schemas.openxmlformats.org/drawingml/2006/picture">
                   <pic:nvPicPr>
-                    <pic:cNvPr id="1003" name="destaque_oliveira_longa_esq.png"/>
+                    <pic:cNvPr id="1003" name="destaque_oliveira_cruzada_esq_azeitonas.png"/>
                     <pic:cNvPicPr/>
                   </pic:nvPicPr>
                   <pic:blipFill>
@@ -1474,7 +1474,7 @@
               <a:graphicData uri="http://schemas.openxmlformats.org/drawingml/2006/picture">
                 <pic:pic xmlns:pic="http://schemas.openxmlformats.org/drawingml/2006/picture">
                   <pic:nvPicPr>
-                    <pic:cNvPr id="1004" name="destaque_oliveira_cruzada_dir.png"/>
+                    <pic:cNvPr id="1004" name="destaque_oliveira_arco_dir.png"/>
                     <pic:cNvPicPr/>
                   </pic:nvPicPr>
                   <pic:blipFill>
@@ -1501,7 +1501,7 @@
     </w:p>
     <w:p>
       <w:pPr>
-        <w:spacing w:before="900" w:after="0" w:line="890" w:lineRule="exact"/>
+        <w:spacing w:before="900" w:after="0" w:line="840" w:lineRule="exact"/>
         <w:ind w:firstLine="0"/>
         <w:jc w:val="left"/>
       </w:pPr>
@@ -1510,8 +1510,8 @@
           <w:rFonts w:ascii="Bebas Neue" w:hAnsi="Bebas Neue" w:cs="Bebas Neue"/>
           <w:caps/>
           <w:color w:val="A9A9A4"/>
-          <w:sz w:val="86"/>
-          <w:szCs w:val="86"/>
+          <w:sz w:val="82"/>
+          <w:szCs w:val="82"/>
         </w:rPr>
         <w:t xml:space="preserve">EU QUERIA QUE </w:t>
       </w:r>
@@ -1520,8 +1520,8 @@
           <w:rFonts w:ascii="Bebas Neue" w:hAnsi="Bebas Neue" w:cs="Bebas Neue"/>
           <w:caps/>
           <w:color w:val="FFFFFF"/>
-          <w:sz w:val="86"/>
-          <w:szCs w:val="86"/>
+          <w:sz w:val="82"/>
+          <w:szCs w:val="82"/>
         </w:rPr>
         <w:t xml:space="preserve">NENHUM DOS DOIS DESMONTASSE</w:t>
       </w:r>
@@ -1530,8 +1530,8 @@
           <w:rFonts w:ascii="Bebas Neue" w:hAnsi="Bebas Neue" w:cs="Bebas Neue"/>
           <w:caps/>
           <w:color w:val="A9A9A4"/>
-          <w:sz w:val="86"/>
-          <w:szCs w:val="86"/>
+          <w:sz w:val="82"/>
+          <w:szCs w:val="82"/>
         </w:rPr>
         <w:t xml:space="preserve">, E ISSO NINGUÉM PEDIA A MIM TAMBÉM.</w:t>
       </w:r>
